--- a/documentation 2..docx
+++ b/documentation 2..docx
@@ -2,1386 +2,6 @@
 <file path=word/document.xml><?xml version="1.0" encoding="utf-8"?>
 <w:document xmlns:wpc="http://schemas.microsoft.com/office/word/2010/wordprocessingCanvas" xmlns:cx="http://schemas.microsoft.com/office/drawing/2014/chartex" xmlns:cx1="http://schemas.microsoft.com/office/drawing/2015/9/8/chartex" xmlns:cx2="http://schemas.microsoft.com/office/drawing/2015/10/21/chartex" xmlns:cx3="http://schemas.microsoft.com/office/drawing/2016/5/9/chartex" xmlns:cx4="http://schemas.microsoft.com/office/drawing/2016/5/10/chartex" xmlns:cx5="http://schemas.microsoft.com/office/drawing/2016/5/11/chartex" xmlns:cx6="http://schemas.microsoft.com/office/drawing/2016/5/12/chartex" xmlns:cx7="http://schemas.microsoft.com/office/drawing/2016/5/13/chartex" xmlns:cx8="http://schemas.microsoft.com/office/drawing/2016/5/14/chartex" xmlns:mc="http://schemas.openxmlformats.org/markup-compatibility/2006" xmlns:aink="http://schemas.microsoft.com/office/drawing/2016/ink" xmlns:am3d="http://schemas.microsoft.com/office/drawing/2017/model3d" xmlns:o="urn:schemas-microsoft-com:office:office" xmlns:oel="http://schemas.microsoft.com/office/2019/extlst" xmlns:r="http://schemas.openxmlformats.org/officeDocument/2006/relationships" xmlns:m="http://schemas.openxmlformats.org/officeDocument/2006/math" xmlns:v="urn:schemas-microsoft-com:vml" xmlns:wp14="http://schemas.microsoft.com/office/word/2010/wordprocessingDrawing" xmlns:wp="http://schemas.openxmlformats.org/drawingml/2006/wordprocessingDrawing" xmlns:w10="urn:schemas-microsoft-com:office:word" xmlns:w="http://schemas.openxmlformats.org/wordprocessingml/2006/main" xmlns:w14="http://schemas.microsoft.com/office/word/2010/wordml" xmlns:w15="http://schemas.microsoft.com/office/word/2012/wordml" xmlns:w16cex="http://schemas.microsoft.com/office/word/2018/wordml/cex" xmlns:w16cid="http://schemas.microsoft.com/office/word/2016/wordml/cid" xmlns:w16="http://schemas.microsoft.com/office/word/2018/wordml" xmlns:w16du="http://schemas.microsoft.com/office/word/2023/wordml/word16du" xmlns:w16sdtdh="http://schemas.microsoft.com/office/word/2020/wordml/sdtdatahash" xmlns:w16sdtfl="http://schemas.microsoft.com/office/word/2024/wordml/sdtformatlock" xmlns:w16se="http://schemas.microsoft.com/office/word/2015/wordml/symex" xmlns:wpg="http://schemas.microsoft.com/office/word/2010/wordprocessingGroup" xmlns:wpi="http://schemas.microsoft.com/office/word/2010/wordprocessingInk" xmlns:wne="http://schemas.microsoft.com/office/word/2006/wordml" xmlns:wps="http://schemas.microsoft.com/office/word/2010/wordprocessingShape" mc:Ignorable="w14 w15 w16se w16cid w16 w16cex w16sdtdh w16sdtfl w16du wp14">
   <w:body>
-    <w:p>
-      <w:pPr>
-        <w:pStyle w:val="Heading2"/>
-        <w:spacing w:after="0" w:line="360" w:lineRule="auto"/>
-        <w:jc w:val="both"/>
-      </w:pPr>
-      <w:r>
-        <w:t xml:space="preserve"> </w:t>
-      </w:r>
-      <w:r>
-        <w:t>FINAL REPORT FORMAT</w:t>
-      </w:r>
-    </w:p>
-    <w:p>
-      <w:pPr>
-        <w:pStyle w:val="Heading2"/>
-        <w:spacing w:after="0" w:line="360" w:lineRule="auto"/>
-        <w:jc w:val="both"/>
-      </w:pPr>
-      <w:r>
-        <w:t>Contents</w:t>
-      </w:r>
-    </w:p>
-    <w:p>
-      <w:pPr>
-        <w:pStyle w:val="ListParagraph"/>
-        <w:spacing w:after="0" w:line="360" w:lineRule="auto"/>
-        <w:ind w:left="1440"/>
-        <w:jc w:val="both"/>
-        <w:rPr>
-          <w:rFonts w:cs="Times New Roman"/>
-          <w:szCs w:val="24"/>
-        </w:rPr>
-      </w:pPr>
-      <w:r>
-        <w:rPr>
-          <w:rFonts w:cs="Times New Roman"/>
-          <w:szCs w:val="24"/>
-        </w:rPr>
-        <w:t>Title Page</w:t>
-      </w:r>
-    </w:p>
-    <w:p>
-      <w:pPr>
-        <w:pStyle w:val="ListParagraph"/>
-        <w:spacing w:after="0" w:line="360" w:lineRule="auto"/>
-        <w:ind w:left="1440"/>
-        <w:jc w:val="both"/>
-        <w:rPr>
-          <w:rFonts w:cs="Times New Roman"/>
-          <w:szCs w:val="24"/>
-        </w:rPr>
-      </w:pPr>
-      <w:r>
-        <w:rPr>
-          <w:rFonts w:cs="Times New Roman"/>
-          <w:szCs w:val="24"/>
-        </w:rPr>
-        <w:t>Acknowledgement</w:t>
-      </w:r>
-    </w:p>
-    <w:p>
-      <w:pPr>
-        <w:pStyle w:val="ListParagraph"/>
-        <w:spacing w:after="0" w:line="360" w:lineRule="auto"/>
-        <w:ind w:left="1440"/>
-        <w:jc w:val="both"/>
-        <w:rPr>
-          <w:rFonts w:cs="Times New Roman"/>
-          <w:szCs w:val="24"/>
-        </w:rPr>
-      </w:pPr>
-      <w:r>
-        <w:rPr>
-          <w:rFonts w:cs="Times New Roman"/>
-          <w:szCs w:val="24"/>
-        </w:rPr>
-        <w:t>Declaration and Recommendation</w:t>
-      </w:r>
-    </w:p>
-    <w:p>
-      <w:pPr>
-        <w:pStyle w:val="ListParagraph"/>
-        <w:spacing w:after="0" w:line="360" w:lineRule="auto"/>
-        <w:ind w:left="1440"/>
-        <w:jc w:val="both"/>
-        <w:rPr>
-          <w:rFonts w:cs="Times New Roman"/>
-          <w:szCs w:val="24"/>
-        </w:rPr>
-      </w:pPr>
-      <w:r>
-        <w:rPr>
-          <w:rFonts w:cs="Times New Roman"/>
-          <w:szCs w:val="24"/>
-        </w:rPr>
-        <w:t>Letter of Approval</w:t>
-      </w:r>
-    </w:p>
-    <w:p>
-      <w:pPr>
-        <w:pStyle w:val="ListParagraph"/>
-        <w:spacing w:after="0" w:line="360" w:lineRule="auto"/>
-        <w:ind w:left="1440"/>
-        <w:jc w:val="both"/>
-        <w:rPr>
-          <w:rFonts w:cs="Times New Roman"/>
-          <w:szCs w:val="24"/>
-        </w:rPr>
-      </w:pPr>
-      <w:r>
-        <w:rPr>
-          <w:rFonts w:cs="Times New Roman"/>
-          <w:szCs w:val="24"/>
-        </w:rPr>
-        <w:t>Abstract</w:t>
-      </w:r>
-    </w:p>
-    <w:p>
-      <w:pPr>
-        <w:pStyle w:val="ListParagraph"/>
-        <w:spacing w:after="0" w:line="360" w:lineRule="auto"/>
-        <w:ind w:left="1440"/>
-        <w:jc w:val="both"/>
-        <w:rPr>
-          <w:rFonts w:cs="Times New Roman"/>
-          <w:szCs w:val="24"/>
-        </w:rPr>
-      </w:pPr>
-      <w:r>
-        <w:rPr>
-          <w:rFonts w:cs="Times New Roman"/>
-          <w:szCs w:val="24"/>
-        </w:rPr>
-        <w:t>Table of Contents</w:t>
-      </w:r>
-    </w:p>
-    <w:p>
-      <w:pPr>
-        <w:pStyle w:val="ListParagraph"/>
-        <w:spacing w:after="0" w:line="360" w:lineRule="auto"/>
-        <w:ind w:left="1440"/>
-        <w:jc w:val="both"/>
-        <w:rPr>
-          <w:rFonts w:cs="Times New Roman"/>
-          <w:szCs w:val="24"/>
-        </w:rPr>
-      </w:pPr>
-      <w:r>
-        <w:rPr>
-          <w:rFonts w:cs="Times New Roman"/>
-          <w:szCs w:val="24"/>
-        </w:rPr>
-        <w:t>List of Tables</w:t>
-      </w:r>
-    </w:p>
-    <w:p>
-      <w:pPr>
-        <w:pStyle w:val="ListParagraph"/>
-        <w:spacing w:after="0" w:line="360" w:lineRule="auto"/>
-        <w:ind w:left="1440"/>
-        <w:jc w:val="both"/>
-        <w:rPr>
-          <w:rFonts w:cs="Times New Roman"/>
-          <w:szCs w:val="24"/>
-        </w:rPr>
-      </w:pPr>
-      <w:r>
-        <w:rPr>
-          <w:rFonts w:cs="Times New Roman"/>
-          <w:szCs w:val="24"/>
-        </w:rPr>
-        <w:t>List of Figures</w:t>
-      </w:r>
-    </w:p>
-    <w:p>
-      <w:pPr>
-        <w:pStyle w:val="ListParagraph"/>
-        <w:spacing w:after="0" w:line="360" w:lineRule="auto"/>
-        <w:ind w:left="1440"/>
-        <w:jc w:val="both"/>
-        <w:rPr>
-          <w:rFonts w:cs="Times New Roman"/>
-          <w:szCs w:val="24"/>
-        </w:rPr>
-      </w:pPr>
-      <w:r>
-        <w:rPr>
-          <w:rFonts w:cs="Times New Roman"/>
-          <w:szCs w:val="24"/>
-        </w:rPr>
-        <w:t>Abbreviations</w:t>
-      </w:r>
-    </w:p>
-    <w:p>
-      <w:pPr>
-        <w:pStyle w:val="ListParagraph"/>
-        <w:numPr>
-          <w:ilvl w:val="0"/>
-          <w:numId w:val="8"/>
-        </w:numPr>
-        <w:spacing w:after="0" w:line="360" w:lineRule="auto"/>
-        <w:jc w:val="both"/>
-        <w:rPr>
-          <w:rFonts w:cs="Times New Roman"/>
-          <w:szCs w:val="24"/>
-        </w:rPr>
-      </w:pPr>
-      <w:r>
-        <w:rPr>
-          <w:rFonts w:cs="Times New Roman"/>
-          <w:szCs w:val="24"/>
-        </w:rPr>
-        <w:t>Introduction</w:t>
-      </w:r>
-    </w:p>
-    <w:p>
-      <w:pPr>
-        <w:pStyle w:val="ListParagraph"/>
-        <w:numPr>
-          <w:ilvl w:val="0"/>
-          <w:numId w:val="8"/>
-        </w:numPr>
-        <w:spacing w:after="0" w:line="360" w:lineRule="auto"/>
-        <w:jc w:val="both"/>
-        <w:rPr>
-          <w:rFonts w:cs="Times New Roman"/>
-          <w:szCs w:val="24"/>
-        </w:rPr>
-      </w:pPr>
-      <w:r>
-        <w:rPr>
-          <w:rFonts w:cs="Times New Roman"/>
-          <w:szCs w:val="24"/>
-        </w:rPr>
-        <w:t>Problem Statement</w:t>
-      </w:r>
-    </w:p>
-    <w:p>
-      <w:pPr>
-        <w:pStyle w:val="ListParagraph"/>
-        <w:numPr>
-          <w:ilvl w:val="0"/>
-          <w:numId w:val="8"/>
-        </w:numPr>
-        <w:spacing w:after="0" w:line="360" w:lineRule="auto"/>
-        <w:jc w:val="both"/>
-        <w:rPr>
-          <w:rFonts w:cs="Times New Roman"/>
-          <w:szCs w:val="24"/>
-        </w:rPr>
-      </w:pPr>
-      <w:r>
-        <w:rPr>
-          <w:rFonts w:cs="Times New Roman"/>
-          <w:szCs w:val="24"/>
-        </w:rPr>
-        <w:t>Objectives</w:t>
-      </w:r>
-    </w:p>
-    <w:p>
-      <w:pPr>
-        <w:pStyle w:val="ListParagraph"/>
-        <w:numPr>
-          <w:ilvl w:val="0"/>
-          <w:numId w:val="8"/>
-        </w:numPr>
-        <w:spacing w:after="0" w:line="360" w:lineRule="auto"/>
-        <w:jc w:val="both"/>
-        <w:rPr>
-          <w:rFonts w:cs="Times New Roman"/>
-          <w:szCs w:val="24"/>
-        </w:rPr>
-      </w:pPr>
-      <w:r>
-        <w:rPr>
-          <w:rFonts w:cs="Times New Roman"/>
-          <w:szCs w:val="24"/>
-        </w:rPr>
-        <w:t>Background Study</w:t>
-      </w:r>
-    </w:p>
-    <w:p>
-      <w:pPr>
-        <w:pStyle w:val="ListParagraph"/>
-        <w:numPr>
-          <w:ilvl w:val="0"/>
-          <w:numId w:val="8"/>
-        </w:numPr>
-        <w:spacing w:after="0" w:line="360" w:lineRule="auto"/>
-        <w:jc w:val="both"/>
-        <w:rPr>
-          <w:rFonts w:cs="Times New Roman"/>
-          <w:szCs w:val="24"/>
-        </w:rPr>
-      </w:pPr>
-      <w:r>
-        <w:rPr>
-          <w:rFonts w:cs="Times New Roman"/>
-          <w:szCs w:val="24"/>
-        </w:rPr>
-        <w:t>Requirement Document</w:t>
-      </w:r>
-    </w:p>
-    <w:p>
-      <w:pPr>
-        <w:pStyle w:val="ListParagraph"/>
-        <w:numPr>
-          <w:ilvl w:val="0"/>
-          <w:numId w:val="8"/>
-        </w:numPr>
-        <w:spacing w:after="0" w:line="360" w:lineRule="auto"/>
-        <w:jc w:val="both"/>
-        <w:rPr>
-          <w:rFonts w:cs="Times New Roman"/>
-          <w:szCs w:val="24"/>
-        </w:rPr>
-      </w:pPr>
-      <w:r>
-        <w:rPr>
-          <w:rFonts w:cs="Times New Roman"/>
-          <w:szCs w:val="24"/>
-        </w:rPr>
-        <w:t xml:space="preserve">System Design </w:t>
-      </w:r>
-    </w:p>
-    <w:p>
-      <w:pPr>
-        <w:pStyle w:val="ListParagraph"/>
-        <w:numPr>
-          <w:ilvl w:val="0"/>
-          <w:numId w:val="8"/>
-        </w:numPr>
-        <w:spacing w:after="0" w:line="360" w:lineRule="auto"/>
-        <w:jc w:val="both"/>
-        <w:rPr>
-          <w:rFonts w:cs="Times New Roman"/>
-          <w:szCs w:val="24"/>
-        </w:rPr>
-      </w:pPr>
-      <w:r>
-        <w:rPr>
-          <w:rFonts w:cs="Times New Roman"/>
-          <w:szCs w:val="24"/>
-        </w:rPr>
-        <w:t>Development</w:t>
-      </w:r>
-    </w:p>
-    <w:p>
-      <w:pPr>
-        <w:pStyle w:val="ListParagraph"/>
-        <w:numPr>
-          <w:ilvl w:val="0"/>
-          <w:numId w:val="8"/>
-        </w:numPr>
-        <w:spacing w:after="0" w:line="360" w:lineRule="auto"/>
-        <w:jc w:val="both"/>
-        <w:rPr>
-          <w:rFonts w:cs="Times New Roman"/>
-          <w:szCs w:val="24"/>
-        </w:rPr>
-      </w:pPr>
-      <w:r>
-        <w:rPr>
-          <w:rFonts w:cs="Times New Roman"/>
-          <w:szCs w:val="24"/>
-        </w:rPr>
-        <w:t>Testing</w:t>
-      </w:r>
-    </w:p>
-    <w:p>
-      <w:pPr>
-        <w:pStyle w:val="ListParagraph"/>
-        <w:numPr>
-          <w:ilvl w:val="0"/>
-          <w:numId w:val="8"/>
-        </w:numPr>
-        <w:spacing w:after="0" w:line="360" w:lineRule="auto"/>
-        <w:jc w:val="both"/>
-        <w:rPr>
-          <w:rFonts w:cs="Times New Roman"/>
-          <w:szCs w:val="24"/>
-        </w:rPr>
-      </w:pPr>
-      <w:r>
-        <w:rPr>
-          <w:rFonts w:cs="Times New Roman"/>
-          <w:szCs w:val="24"/>
-        </w:rPr>
-        <w:t>Project Result (Should supplement this topic with a Demo)</w:t>
-      </w:r>
-    </w:p>
-    <w:p>
-      <w:pPr>
-        <w:pStyle w:val="ListParagraph"/>
-        <w:numPr>
-          <w:ilvl w:val="0"/>
-          <w:numId w:val="8"/>
-        </w:numPr>
-        <w:spacing w:after="0" w:line="360" w:lineRule="auto"/>
-        <w:jc w:val="both"/>
-        <w:rPr>
-          <w:rFonts w:cs="Times New Roman"/>
-          <w:szCs w:val="24"/>
-        </w:rPr>
-      </w:pPr>
-      <w:r>
-        <w:rPr>
-          <w:rFonts w:cs="Times New Roman"/>
-          <w:szCs w:val="24"/>
-        </w:rPr>
-        <w:t>Future Enhancements</w:t>
-      </w:r>
-    </w:p>
-    <w:p>
-      <w:pPr>
-        <w:pStyle w:val="ListParagraph"/>
-        <w:numPr>
-          <w:ilvl w:val="0"/>
-          <w:numId w:val="8"/>
-        </w:numPr>
-        <w:spacing w:after="0" w:line="360" w:lineRule="auto"/>
-        <w:jc w:val="both"/>
-        <w:rPr>
-          <w:rFonts w:cs="Times New Roman"/>
-          <w:szCs w:val="24"/>
-        </w:rPr>
-      </w:pPr>
-      <w:r>
-        <w:rPr>
-          <w:rFonts w:cs="Times New Roman"/>
-          <w:szCs w:val="24"/>
-        </w:rPr>
-        <w:t>Conclusion</w:t>
-      </w:r>
-    </w:p>
-    <w:p>
-      <w:pPr>
-        <w:pStyle w:val="ListParagraph"/>
-        <w:numPr>
-          <w:ilvl w:val="0"/>
-          <w:numId w:val="8"/>
-        </w:numPr>
-        <w:spacing w:after="0" w:line="360" w:lineRule="auto"/>
-        <w:jc w:val="both"/>
-        <w:rPr>
-          <w:rFonts w:cs="Times New Roman"/>
-          <w:szCs w:val="24"/>
-        </w:rPr>
-      </w:pPr>
-      <w:r>
-        <w:rPr>
-          <w:rFonts w:cs="Times New Roman"/>
-          <w:szCs w:val="24"/>
-        </w:rPr>
-        <w:t>Annex</w:t>
-      </w:r>
-    </w:p>
-    <w:p>
-      <w:pPr>
-        <w:pStyle w:val="Heading1"/>
-        <w:spacing w:after="0" w:line="360" w:lineRule="auto"/>
-        <w:jc w:val="both"/>
-      </w:pPr>
-      <w:r>
-        <w:t>4. Formatting Guidelines</w:t>
-      </w:r>
-    </w:p>
-    <w:p>
-      <w:pPr>
-        <w:pStyle w:val="Heading2"/>
-        <w:spacing w:after="0" w:line="360" w:lineRule="auto"/>
-        <w:jc w:val="both"/>
-      </w:pPr>
-      <w:bookmarkStart w:id="0" w:name="_Toc265989753"/>
-      <w:r>
-        <w:t>4.1 Paper</w:t>
-      </w:r>
-      <w:bookmarkEnd w:id="0"/>
-    </w:p>
-    <w:p>
-      <w:pPr>
-        <w:spacing w:after="0" w:line="360" w:lineRule="auto"/>
-        <w:jc w:val="both"/>
-        <w:rPr>
-          <w:rFonts w:cs="Times New Roman"/>
-          <w:szCs w:val="24"/>
-        </w:rPr>
-      </w:pPr>
-      <w:r>
-        <w:rPr>
-          <w:rFonts w:cs="Times New Roman"/>
-          <w:szCs w:val="24"/>
-        </w:rPr>
-        <w:t>Use A4 size white paper and print only on single side of the paper.</w:t>
-      </w:r>
-    </w:p>
-    <w:p>
-      <w:pPr>
-        <w:pStyle w:val="Heading2"/>
-        <w:spacing w:after="0" w:line="360" w:lineRule="auto"/>
-        <w:jc w:val="both"/>
-      </w:pPr>
-      <w:bookmarkStart w:id="1" w:name="_Toc265989754"/>
-      <w:r>
-        <w:t>4.2 Length of the Report</w:t>
-      </w:r>
-      <w:bookmarkEnd w:id="1"/>
-    </w:p>
-    <w:p>
-      <w:pPr>
-        <w:spacing w:after="0" w:line="360" w:lineRule="auto"/>
-        <w:jc w:val="both"/>
-        <w:rPr>
-          <w:rFonts w:cs="Times New Roman"/>
-          <w:szCs w:val="24"/>
-        </w:rPr>
-      </w:pPr>
-      <w:r>
-        <w:rPr>
-          <w:rFonts w:cs="Times New Roman"/>
-          <w:szCs w:val="24"/>
-        </w:rPr>
-        <w:t>It depends on the nature of the project. The valid length is under the jurisdiction of the supervisor and the department.</w:t>
-      </w:r>
-    </w:p>
-    <w:p>
-      <w:pPr>
-        <w:pStyle w:val="Heading2"/>
-        <w:spacing w:after="0" w:line="360" w:lineRule="auto"/>
-        <w:jc w:val="both"/>
-      </w:pPr>
-      <w:bookmarkStart w:id="2" w:name="_Toc265989755"/>
-      <w:r>
-        <w:lastRenderedPageBreak/>
-        <w:t>4.3 Margins</w:t>
-      </w:r>
-      <w:bookmarkEnd w:id="2"/>
-    </w:p>
-    <w:p>
-      <w:pPr>
-        <w:spacing w:after="0" w:line="360" w:lineRule="auto"/>
-        <w:jc w:val="both"/>
-        <w:rPr>
-          <w:rFonts w:cs="Times New Roman"/>
-          <w:szCs w:val="24"/>
-        </w:rPr>
-      </w:pPr>
-      <w:r>
-        <w:rPr>
-          <w:rFonts w:cs="Times New Roman"/>
-          <w:szCs w:val="24"/>
-        </w:rPr>
-        <w:t xml:space="preserve">Left side: </w:t>
-      </w:r>
-      <w:proofErr w:type="gramStart"/>
-      <w:r>
-        <w:rPr>
-          <w:rFonts w:cs="Times New Roman"/>
-          <w:szCs w:val="24"/>
-        </w:rPr>
-        <w:t>1.5 inch</w:t>
-      </w:r>
-      <w:proofErr w:type="gramEnd"/>
-      <w:r>
-        <w:rPr>
-          <w:rFonts w:cs="Times New Roman"/>
-          <w:szCs w:val="24"/>
-        </w:rPr>
-        <w:t>, Right side: 1 inch, Bottom: 1 inch, Top: 1 inch</w:t>
-      </w:r>
-    </w:p>
-    <w:p>
-      <w:pPr>
-        <w:pStyle w:val="Heading2"/>
-        <w:spacing w:after="0" w:line="360" w:lineRule="auto"/>
-        <w:jc w:val="both"/>
-      </w:pPr>
-      <w:bookmarkStart w:id="3" w:name="_Toc265989756"/>
-      <w:r>
-        <w:t>4.4 Font</w:t>
-      </w:r>
-      <w:bookmarkEnd w:id="3"/>
-    </w:p>
-    <w:p>
-      <w:pPr>
-        <w:spacing w:after="0" w:line="360" w:lineRule="auto"/>
-        <w:jc w:val="both"/>
-        <w:rPr>
-          <w:rFonts w:cs="Times New Roman"/>
-          <w:szCs w:val="24"/>
-        </w:rPr>
-      </w:pPr>
-      <w:r>
-        <w:rPr>
-          <w:rFonts w:cs="Times New Roman"/>
-          <w:szCs w:val="24"/>
-        </w:rPr>
-        <w:t>Times New Roman, Black</w:t>
-      </w:r>
-    </w:p>
-    <w:p>
-      <w:pPr>
-        <w:pStyle w:val="Heading2"/>
-        <w:spacing w:after="0" w:line="360" w:lineRule="auto"/>
-        <w:jc w:val="both"/>
-      </w:pPr>
-      <w:bookmarkStart w:id="4" w:name="_Toc265989757"/>
-      <w:r>
-        <w:t>4.5 Font Size</w:t>
-      </w:r>
-      <w:bookmarkEnd w:id="4"/>
-    </w:p>
-    <w:p>
-      <w:pPr>
-        <w:spacing w:after="0" w:line="360" w:lineRule="auto"/>
-        <w:jc w:val="both"/>
-        <w:rPr>
-          <w:rFonts w:cs="Times New Roman"/>
-          <w:szCs w:val="24"/>
-        </w:rPr>
-      </w:pPr>
-      <w:r>
-        <w:rPr>
-          <w:rFonts w:cs="Times New Roman"/>
-          <w:szCs w:val="24"/>
-        </w:rPr>
-        <w:t xml:space="preserve">Heading 1: 16, Bold, </w:t>
-      </w:r>
-      <w:r>
-        <w:rPr>
-          <w:rFonts w:cs="Times New Roman"/>
-          <w:szCs w:val="24"/>
-        </w:rPr>
-        <w:t xml:space="preserve">Space Before:  12 pt, After:  12 pt, </w:t>
-      </w:r>
-      <w:proofErr w:type="gramStart"/>
-      <w:r>
-        <w:rPr>
-          <w:rFonts w:cs="Times New Roman"/>
-          <w:szCs w:val="24"/>
-        </w:rPr>
-        <w:t>Keep</w:t>
-      </w:r>
-      <w:proofErr w:type="gramEnd"/>
-      <w:r>
-        <w:rPr>
-          <w:rFonts w:cs="Times New Roman"/>
-          <w:szCs w:val="24"/>
-        </w:rPr>
-        <w:t xml:space="preserve"> with next, </w:t>
-      </w:r>
-      <w:proofErr w:type="gramStart"/>
-      <w:r>
-        <w:rPr>
-          <w:rFonts w:cs="Times New Roman"/>
-          <w:szCs w:val="24"/>
-        </w:rPr>
-        <w:t>Keep</w:t>
-      </w:r>
-      <w:proofErr w:type="gramEnd"/>
-      <w:r>
-        <w:rPr>
-          <w:rFonts w:cs="Times New Roman"/>
-          <w:szCs w:val="24"/>
-        </w:rPr>
-        <w:t xml:space="preserve"> lines together</w:t>
-      </w:r>
-      <w:r>
-        <w:rPr>
-          <w:rFonts w:cs="Times New Roman"/>
-          <w:szCs w:val="24"/>
-        </w:rPr>
-        <w:t xml:space="preserve">, </w:t>
-      </w:r>
-      <w:proofErr w:type="gramStart"/>
-      <w:r>
-        <w:rPr>
-          <w:rFonts w:cs="Times New Roman"/>
-          <w:szCs w:val="24"/>
-        </w:rPr>
-        <w:t>Every</w:t>
-      </w:r>
-      <w:proofErr w:type="gramEnd"/>
-      <w:r>
-        <w:rPr>
-          <w:rFonts w:cs="Times New Roman"/>
-          <w:szCs w:val="24"/>
-        </w:rPr>
-        <w:t xml:space="preserve"> context word should start with Uppercase, </w:t>
-      </w:r>
-    </w:p>
-    <w:p>
-      <w:pPr>
-        <w:spacing w:after="0" w:line="360" w:lineRule="auto"/>
-        <w:jc w:val="both"/>
-        <w:rPr>
-          <w:rFonts w:cs="Times New Roman"/>
-          <w:szCs w:val="24"/>
-        </w:rPr>
-      </w:pPr>
-      <w:r>
-        <w:rPr>
-          <w:rFonts w:cs="Times New Roman"/>
-          <w:szCs w:val="24"/>
-        </w:rPr>
-        <w:t xml:space="preserve">Heading 2: 14, Bold, </w:t>
-      </w:r>
-      <w:r>
-        <w:rPr>
-          <w:rFonts w:cs="Times New Roman"/>
-          <w:szCs w:val="24"/>
-        </w:rPr>
-        <w:t>Space Before:  12 pt, After:  12 pt, Keep with next, Keep lines together</w:t>
-      </w:r>
-      <w:r>
-        <w:rPr>
-          <w:rFonts w:cs="Times New Roman"/>
-          <w:szCs w:val="24"/>
-        </w:rPr>
-        <w:t>, Every context word should start with Uppercase</w:t>
-      </w:r>
-    </w:p>
-    <w:p>
-      <w:pPr>
-        <w:spacing w:after="0" w:line="360" w:lineRule="auto"/>
-        <w:jc w:val="both"/>
-        <w:rPr>
-          <w:rFonts w:cs="Times New Roman"/>
-          <w:szCs w:val="24"/>
-        </w:rPr>
-      </w:pPr>
-      <w:r>
-        <w:rPr>
-          <w:rFonts w:cs="Times New Roman"/>
-          <w:szCs w:val="24"/>
-        </w:rPr>
-        <w:t xml:space="preserve">Heading 3: 12, Bold, </w:t>
-      </w:r>
-      <w:r>
-        <w:rPr>
-          <w:rFonts w:cs="Times New Roman"/>
-          <w:szCs w:val="24"/>
-        </w:rPr>
-        <w:t xml:space="preserve">Space Before:  6 pt, After:  6 pt, Keep with next, Keep lines together </w:t>
-      </w:r>
-      <w:r>
-        <w:rPr>
-          <w:rFonts w:cs="Times New Roman"/>
-          <w:szCs w:val="24"/>
-        </w:rPr>
-        <w:t>, Every context word should start with Uppercase</w:t>
-      </w:r>
-    </w:p>
-    <w:p>
-      <w:pPr>
-        <w:spacing w:after="0" w:line="360" w:lineRule="auto"/>
-        <w:jc w:val="both"/>
-        <w:rPr>
-          <w:rFonts w:cs="Times New Roman"/>
-          <w:szCs w:val="24"/>
-        </w:rPr>
-      </w:pPr>
-      <w:r>
-        <w:rPr>
-          <w:rFonts w:cs="Times New Roman"/>
-          <w:szCs w:val="24"/>
-        </w:rPr>
-        <w:t>Heading 4: 12, Normal, Every context word should start with Uppercase</w:t>
-      </w:r>
-    </w:p>
-    <w:p>
-      <w:pPr>
-        <w:spacing w:after="0" w:line="360" w:lineRule="auto"/>
-        <w:jc w:val="both"/>
-        <w:rPr>
-          <w:rFonts w:cs="Times New Roman"/>
-          <w:szCs w:val="24"/>
-        </w:rPr>
-      </w:pPr>
-      <w:r>
-        <w:rPr>
-          <w:rFonts w:cs="Times New Roman"/>
-          <w:szCs w:val="24"/>
-        </w:rPr>
-        <w:t>Main Text: 12, Normal and Justified, Italics and Bold are permitted for emphasis as and when required.</w:t>
-      </w:r>
-    </w:p>
-    <w:p>
-      <w:pPr>
-        <w:pStyle w:val="Heading2"/>
-        <w:spacing w:after="0" w:line="360" w:lineRule="auto"/>
-        <w:jc w:val="both"/>
-      </w:pPr>
-      <w:bookmarkStart w:id="5" w:name="_Toc265989758"/>
-      <w:r>
-        <w:t>4.6 Line Spacing</w:t>
-      </w:r>
-      <w:bookmarkEnd w:id="5"/>
-    </w:p>
-    <w:p>
-      <w:pPr>
-        <w:spacing w:after="0" w:line="360" w:lineRule="auto"/>
-        <w:jc w:val="both"/>
-        <w:rPr>
-          <w:rFonts w:cs="Times New Roman"/>
-          <w:szCs w:val="24"/>
-        </w:rPr>
-      </w:pPr>
-      <w:r>
-        <w:rPr>
-          <w:rFonts w:cs="Times New Roman"/>
-          <w:szCs w:val="24"/>
-        </w:rPr>
-        <w:t>1.5 lines</w:t>
-      </w:r>
-    </w:p>
-    <w:p>
-      <w:pPr>
-        <w:pStyle w:val="Heading2"/>
-        <w:numPr>
-          <w:ilvl w:val="1"/>
-          <w:numId w:val="10"/>
-        </w:numPr>
-        <w:spacing w:after="0" w:line="360" w:lineRule="auto"/>
-        <w:jc w:val="both"/>
-      </w:pPr>
-      <w:bookmarkStart w:id="6" w:name="_Toc265989759"/>
-      <w:r>
-        <w:t>Paragraph</w:t>
-      </w:r>
-      <w:bookmarkEnd w:id="6"/>
-      <w:r>
-        <w:t xml:space="preserve"> </w:t>
-      </w:r>
-    </w:p>
-    <w:p>
-      <w:pPr>
-        <w:spacing w:after="0" w:line="360" w:lineRule="auto"/>
-        <w:jc w:val="both"/>
-        <w:rPr>
-          <w:rFonts w:cs="Times New Roman"/>
-          <w:szCs w:val="24"/>
-        </w:rPr>
-      </w:pPr>
-      <w:r>
-        <w:rPr>
-          <w:rFonts w:cs="Times New Roman"/>
-          <w:szCs w:val="24"/>
-        </w:rPr>
-        <w:t>N</w:t>
-      </w:r>
-      <w:r>
-        <w:rPr>
-          <w:rFonts w:cs="Times New Roman"/>
-          <w:szCs w:val="24"/>
-        </w:rPr>
-        <w:t xml:space="preserve">o indentation </w:t>
-      </w:r>
-    </w:p>
-    <w:p>
-      <w:pPr>
-        <w:pStyle w:val="Heading2"/>
-        <w:spacing w:after="0" w:line="360" w:lineRule="auto"/>
-        <w:jc w:val="both"/>
-      </w:pPr>
-      <w:bookmarkStart w:id="7" w:name="_Toc265989760"/>
-      <w:r>
-        <w:t>4.8. Page Number</w:t>
-      </w:r>
-      <w:bookmarkEnd w:id="7"/>
-    </w:p>
-    <w:p>
-      <w:pPr>
-        <w:spacing w:after="0" w:line="360" w:lineRule="auto"/>
-        <w:jc w:val="both"/>
-        <w:rPr>
-          <w:rFonts w:cs="Times New Roman"/>
-          <w:szCs w:val="24"/>
-        </w:rPr>
-      </w:pPr>
-      <w:r>
-        <w:rPr>
-          <w:rFonts w:cs="Times New Roman"/>
-          <w:szCs w:val="24"/>
-        </w:rPr>
-        <w:t>At the right of the page, Times New Roman, 10, Black, Normal</w:t>
-      </w:r>
-    </w:p>
-    <w:p>
-      <w:pPr>
-        <w:pStyle w:val="Heading2"/>
-        <w:spacing w:after="0" w:line="360" w:lineRule="auto"/>
-        <w:jc w:val="both"/>
-      </w:pPr>
-      <w:bookmarkStart w:id="8" w:name="_Toc265989761"/>
-      <w:r>
-        <w:t>4.9 Pagination</w:t>
-      </w:r>
-      <w:bookmarkEnd w:id="8"/>
-    </w:p>
-    <w:p>
-      <w:pPr>
-        <w:spacing w:after="0" w:line="360" w:lineRule="auto"/>
-        <w:jc w:val="both"/>
-        <w:rPr>
-          <w:rFonts w:cs="Times New Roman"/>
-          <w:szCs w:val="24"/>
-        </w:rPr>
-      </w:pPr>
-      <w:r>
-        <w:rPr>
-          <w:rFonts w:cs="Times New Roman"/>
-          <w:szCs w:val="24"/>
-        </w:rPr>
-        <w:t>Natural numbers (1,2,3,…) from first page to end of the report including Annex. Roman numbering in the introductory pages like Acknowledgement, Table of Contents, List of Tables, List of Figures, and other if any.</w:t>
-      </w:r>
-    </w:p>
-    <w:p>
-      <w:pPr>
-        <w:pStyle w:val="Heading2"/>
-        <w:spacing w:after="0" w:line="360" w:lineRule="auto"/>
-        <w:jc w:val="both"/>
-      </w:pPr>
-      <w:bookmarkStart w:id="9" w:name="_Toc265989762"/>
-      <w:r>
-        <w:t xml:space="preserve">4.10 Table and Figure </w:t>
-      </w:r>
-      <w:proofErr w:type="spellStart"/>
-      <w:r>
-        <w:t>labeling</w:t>
-      </w:r>
-      <w:bookmarkEnd w:id="9"/>
-      <w:proofErr w:type="spellEnd"/>
-    </w:p>
-    <w:p>
-      <w:pPr>
-        <w:spacing w:after="0" w:line="360" w:lineRule="auto"/>
-        <w:jc w:val="both"/>
-        <w:rPr>
-          <w:rFonts w:cs="Times New Roman"/>
-          <w:szCs w:val="24"/>
-        </w:rPr>
-      </w:pPr>
-      <w:r>
-        <w:rPr>
-          <w:rFonts w:cs="Times New Roman"/>
-          <w:szCs w:val="24"/>
-        </w:rPr>
-        <w:t xml:space="preserve">Table Section </w:t>
-      </w:r>
-      <w:proofErr w:type="spellStart"/>
-      <w:r>
-        <w:rPr>
-          <w:rFonts w:cs="Times New Roman"/>
-          <w:szCs w:val="24"/>
-        </w:rPr>
-        <w:t>No.Table</w:t>
-      </w:r>
-      <w:proofErr w:type="spellEnd"/>
-      <w:r>
-        <w:rPr>
-          <w:rFonts w:cs="Times New Roman"/>
-          <w:szCs w:val="24"/>
-        </w:rPr>
-        <w:t xml:space="preserve"> No – Table Name, Times New Roman, 10, Normal, </w:t>
-      </w:r>
-      <w:proofErr w:type="spellStart"/>
-      <w:r>
-        <w:rPr>
-          <w:rFonts w:cs="Times New Roman"/>
-          <w:szCs w:val="24"/>
-        </w:rPr>
-        <w:t>center</w:t>
-      </w:r>
-      <w:proofErr w:type="spellEnd"/>
-      <w:r>
-        <w:rPr>
-          <w:rFonts w:cs="Times New Roman"/>
-          <w:szCs w:val="24"/>
-        </w:rPr>
-        <w:t xml:space="preserve"> </w:t>
-      </w:r>
-    </w:p>
-    <w:p>
-      <w:pPr>
-        <w:spacing w:after="0" w:line="360" w:lineRule="auto"/>
-        <w:jc w:val="both"/>
-        <w:rPr>
-          <w:rFonts w:cs="Times New Roman"/>
-          <w:sz w:val="20"/>
-          <w:szCs w:val="20"/>
-        </w:rPr>
-      </w:pPr>
-      <w:r>
-        <w:rPr>
-          <w:rFonts w:cs="Times New Roman"/>
-          <w:szCs w:val="24"/>
-        </w:rPr>
-        <w:t>e.g.,</w:t>
-      </w:r>
-      <w:r>
-        <w:rPr>
-          <w:rFonts w:cs="Times New Roman"/>
-          <w:szCs w:val="24"/>
-        </w:rPr>
-        <w:t xml:space="preserve"> </w:t>
-      </w:r>
-      <w:r>
-        <w:rPr>
-          <w:rFonts w:cs="Times New Roman"/>
-          <w:sz w:val="20"/>
-          <w:szCs w:val="20"/>
-        </w:rPr>
-        <w:t xml:space="preserve">Table </w:t>
-      </w:r>
-      <w:r>
-        <w:rPr>
-          <w:rFonts w:cs="Times New Roman"/>
-          <w:sz w:val="20"/>
-          <w:szCs w:val="20"/>
-        </w:rPr>
-        <w:t>4.</w:t>
-      </w:r>
-      <w:r>
-        <w:rPr>
-          <w:rFonts w:cs="Times New Roman"/>
-          <w:sz w:val="20"/>
-          <w:szCs w:val="20"/>
-        </w:rPr>
-        <w:t>10</w:t>
-      </w:r>
-      <w:r>
-        <w:rPr>
-          <w:rFonts w:cs="Times New Roman"/>
-          <w:sz w:val="20"/>
-          <w:szCs w:val="20"/>
-        </w:rPr>
-        <w:t>.1- Table Naming Example</w:t>
-      </w:r>
-    </w:p>
-    <w:p>
-      <w:pPr>
-        <w:spacing w:after="0" w:line="360" w:lineRule="auto"/>
-        <w:jc w:val="both"/>
-        <w:rPr>
-          <w:rFonts w:cs="Times New Roman"/>
-          <w:szCs w:val="20"/>
-        </w:rPr>
-      </w:pPr>
-      <w:r>
-        <w:rPr>
-          <w:rFonts w:cs="Times New Roman"/>
-          <w:szCs w:val="20"/>
-        </w:rPr>
-        <w:t xml:space="preserve">Figure Section </w:t>
-      </w:r>
-      <w:proofErr w:type="spellStart"/>
-      <w:r>
-        <w:rPr>
-          <w:rFonts w:cs="Times New Roman"/>
-          <w:szCs w:val="20"/>
-        </w:rPr>
-        <w:t>No.Figure</w:t>
-      </w:r>
-      <w:proofErr w:type="spellEnd"/>
-      <w:r>
-        <w:rPr>
-          <w:rFonts w:cs="Times New Roman"/>
-          <w:szCs w:val="20"/>
-        </w:rPr>
-        <w:t xml:space="preserve"> No – Figure Name, Times New Roman, 10, Normal</w:t>
-      </w:r>
-      <w:r>
-        <w:rPr>
-          <w:rFonts w:cs="Times New Roman"/>
-          <w:szCs w:val="20"/>
-        </w:rPr>
-        <w:t xml:space="preserve">, </w:t>
-      </w:r>
-      <w:proofErr w:type="spellStart"/>
-      <w:r>
-        <w:rPr>
-          <w:rFonts w:cs="Times New Roman"/>
-          <w:szCs w:val="20"/>
-        </w:rPr>
-        <w:t>center</w:t>
-      </w:r>
-      <w:proofErr w:type="spellEnd"/>
-    </w:p>
-    <w:p>
-      <w:pPr>
-        <w:spacing w:after="0" w:line="360" w:lineRule="auto"/>
-        <w:jc w:val="both"/>
-        <w:rPr>
-          <w:rFonts w:cs="Times New Roman"/>
-          <w:szCs w:val="20"/>
-        </w:rPr>
-      </w:pPr>
-      <w:r>
-        <w:rPr>
-          <w:rFonts w:cs="Times New Roman"/>
-          <w:szCs w:val="20"/>
-        </w:rPr>
-        <w:t>e.g.,</w:t>
-      </w:r>
-      <w:r>
-        <w:rPr>
-          <w:rFonts w:cs="Times New Roman"/>
-          <w:szCs w:val="20"/>
-        </w:rPr>
-        <w:t xml:space="preserve"> </w:t>
-      </w:r>
-      <w:r>
-        <w:rPr>
-          <w:rFonts w:cs="Times New Roman"/>
-          <w:sz w:val="20"/>
-          <w:szCs w:val="20"/>
-        </w:rPr>
-        <w:t>Figure 4.</w:t>
-      </w:r>
-      <w:r>
-        <w:rPr>
-          <w:rFonts w:cs="Times New Roman"/>
-          <w:sz w:val="20"/>
-          <w:szCs w:val="20"/>
-        </w:rPr>
-        <w:t>10</w:t>
-      </w:r>
-      <w:r>
-        <w:rPr>
-          <w:rFonts w:cs="Times New Roman"/>
-          <w:sz w:val="20"/>
-          <w:szCs w:val="20"/>
-        </w:rPr>
-        <w:t>.1 – Figure Naming Example</w:t>
-      </w:r>
-    </w:p>
-    <w:p>
-      <w:pPr>
-        <w:pStyle w:val="Heading2"/>
-        <w:spacing w:after="0" w:line="360" w:lineRule="auto"/>
-        <w:jc w:val="both"/>
-      </w:pPr>
-      <w:bookmarkStart w:id="10" w:name="_Toc265989763"/>
-      <w:r>
-        <w:lastRenderedPageBreak/>
-        <w:t>4.11 Binding</w:t>
-      </w:r>
-      <w:bookmarkEnd w:id="10"/>
-    </w:p>
-    <w:p>
-      <w:pPr>
-        <w:spacing w:after="0" w:line="360" w:lineRule="auto"/>
-        <w:jc w:val="both"/>
-        <w:rPr>
-          <w:rFonts w:cs="Times New Roman"/>
-          <w:szCs w:val="20"/>
-        </w:rPr>
-      </w:pPr>
-      <w:r>
-        <w:rPr>
-          <w:rFonts w:cs="Times New Roman"/>
-          <w:szCs w:val="20"/>
-        </w:rPr>
-        <w:t xml:space="preserve">Proposal: Tape Binding (1 Copy during </w:t>
-      </w:r>
-      <w:proofErr w:type="spellStart"/>
-      <w:r>
-        <w:rPr>
-          <w:rFonts w:cs="Times New Roman"/>
-          <w:szCs w:val="20"/>
-        </w:rPr>
-        <w:t>defense</w:t>
-      </w:r>
-      <w:proofErr w:type="spellEnd"/>
-      <w:r>
-        <w:rPr>
-          <w:rFonts w:cs="Times New Roman"/>
-          <w:szCs w:val="20"/>
-        </w:rPr>
-        <w:t xml:space="preserve"> and after </w:t>
-      </w:r>
-      <w:proofErr w:type="spellStart"/>
-      <w:r>
-        <w:rPr>
-          <w:rFonts w:cs="Times New Roman"/>
-          <w:szCs w:val="20"/>
-        </w:rPr>
-        <w:t>defense</w:t>
-      </w:r>
-      <w:proofErr w:type="spellEnd"/>
-      <w:r>
-        <w:rPr>
-          <w:rFonts w:cs="Times New Roman"/>
-          <w:szCs w:val="20"/>
-        </w:rPr>
-        <w:t>, 2 copies of finalized version of the proposal with correction need to be submitted to the college).</w:t>
-      </w:r>
-    </w:p>
-    <w:p>
-      <w:pPr>
-        <w:spacing w:after="0" w:line="360" w:lineRule="auto"/>
-        <w:jc w:val="both"/>
-        <w:rPr>
-          <w:rFonts w:cs="Times New Roman"/>
-          <w:szCs w:val="20"/>
-        </w:rPr>
-      </w:pPr>
-      <w:r>
-        <w:rPr>
-          <w:rFonts w:cs="Times New Roman"/>
-          <w:szCs w:val="20"/>
-        </w:rPr>
-        <w:t>Mid Term Progress Report: Tape Binding (1 copy to the supervisor)</w:t>
-      </w:r>
-    </w:p>
-    <w:p>
-      <w:pPr>
-        <w:spacing w:after="0" w:line="360" w:lineRule="auto"/>
-        <w:jc w:val="both"/>
-        <w:rPr>
-          <w:rFonts w:cs="Times New Roman"/>
-          <w:szCs w:val="20"/>
-        </w:rPr>
-      </w:pPr>
-    </w:p>
-    <w:p>
-      <w:pPr>
-        <w:spacing w:after="0" w:line="360" w:lineRule="auto"/>
-        <w:jc w:val="both"/>
-        <w:rPr>
-          <w:rFonts w:cs="Times New Roman"/>
-          <w:b/>
-          <w:bCs/>
-          <w:szCs w:val="20"/>
-        </w:rPr>
-      </w:pPr>
-      <w:r>
-        <w:rPr>
-          <w:rFonts w:cs="Times New Roman"/>
-          <w:b/>
-          <w:bCs/>
-          <w:szCs w:val="20"/>
-        </w:rPr>
-        <w:t xml:space="preserve">Final Project Report: </w:t>
-      </w:r>
-    </w:p>
-    <w:p>
-      <w:pPr>
-        <w:spacing w:after="0" w:line="360" w:lineRule="auto"/>
-        <w:ind w:firstLine="720"/>
-        <w:jc w:val="both"/>
-        <w:rPr>
-          <w:rFonts w:cs="Times New Roman"/>
-          <w:szCs w:val="20"/>
-        </w:rPr>
-      </w:pPr>
-      <w:r>
-        <w:rPr>
-          <w:rFonts w:cs="Times New Roman"/>
-          <w:szCs w:val="20"/>
-        </w:rPr>
-        <w:t>For 2</w:t>
-      </w:r>
-      <w:r>
-        <w:rPr>
-          <w:rFonts w:cs="Times New Roman"/>
-          <w:szCs w:val="20"/>
-          <w:vertAlign w:val="superscript"/>
-        </w:rPr>
-        <w:t>nd</w:t>
-      </w:r>
-      <w:r>
-        <w:rPr>
-          <w:rFonts w:cs="Times New Roman"/>
-          <w:szCs w:val="20"/>
-        </w:rPr>
-        <w:t xml:space="preserve"> and 4</w:t>
-      </w:r>
-      <w:r>
-        <w:rPr>
-          <w:rFonts w:cs="Times New Roman"/>
-          <w:szCs w:val="20"/>
-          <w:vertAlign w:val="superscript"/>
-        </w:rPr>
-        <w:t>th</w:t>
-      </w:r>
-      <w:r>
-        <w:rPr>
-          <w:rFonts w:cs="Times New Roman"/>
-          <w:szCs w:val="20"/>
-        </w:rPr>
-        <w:t xml:space="preserve"> Semester</w:t>
-      </w:r>
-    </w:p>
-    <w:p>
-      <w:pPr>
-        <w:spacing w:after="0" w:line="360" w:lineRule="auto"/>
-        <w:ind w:left="720"/>
-        <w:jc w:val="both"/>
-        <w:rPr>
-          <w:rFonts w:cs="Times New Roman"/>
-          <w:szCs w:val="20"/>
-        </w:rPr>
-      </w:pPr>
-      <w:r>
-        <w:rPr>
-          <w:rFonts w:cs="Times New Roman"/>
-          <w:szCs w:val="20"/>
-        </w:rPr>
-        <w:t>Tape Binding (Total 4 Copies: Pokhara University – 1 Copy, College – 2 Copies, Student – 1 Copy). No. of student copies may differ according to the number of members in the project group.</w:t>
-      </w:r>
-    </w:p>
-    <w:p>
-      <w:pPr>
-        <w:spacing w:after="0" w:line="360" w:lineRule="auto"/>
-        <w:ind w:firstLine="720"/>
-        <w:jc w:val="both"/>
-        <w:rPr>
-          <w:rFonts w:cs="Times New Roman"/>
-          <w:szCs w:val="20"/>
-        </w:rPr>
-      </w:pPr>
-      <w:r>
-        <w:rPr>
-          <w:rFonts w:cs="Times New Roman"/>
-          <w:szCs w:val="20"/>
-        </w:rPr>
-        <w:t>For 6</w:t>
-      </w:r>
-      <w:r>
-        <w:rPr>
-          <w:rFonts w:cs="Times New Roman"/>
-          <w:szCs w:val="20"/>
-          <w:vertAlign w:val="superscript"/>
-        </w:rPr>
-        <w:t>th</w:t>
-      </w:r>
-      <w:r>
-        <w:rPr>
-          <w:rFonts w:cs="Times New Roman"/>
-          <w:szCs w:val="20"/>
-        </w:rPr>
-        <w:t xml:space="preserve"> and 8</w:t>
-      </w:r>
-      <w:r>
-        <w:rPr>
-          <w:rFonts w:cs="Times New Roman"/>
-          <w:szCs w:val="20"/>
-          <w:vertAlign w:val="superscript"/>
-        </w:rPr>
-        <w:t>th</w:t>
-      </w:r>
-      <w:r>
-        <w:rPr>
-          <w:rFonts w:cs="Times New Roman"/>
-          <w:szCs w:val="20"/>
-        </w:rPr>
-        <w:t xml:space="preserve"> Semester</w:t>
-      </w:r>
-    </w:p>
-    <w:p>
-      <w:pPr>
-        <w:spacing w:after="0" w:line="360" w:lineRule="auto"/>
-        <w:ind w:left="720"/>
-        <w:jc w:val="both"/>
-        <w:rPr>
-          <w:rFonts w:cs="Times New Roman"/>
-          <w:szCs w:val="20"/>
-        </w:rPr>
-      </w:pPr>
-      <w:r>
-        <w:rPr>
-          <w:rFonts w:cs="Times New Roman"/>
-          <w:szCs w:val="20"/>
-        </w:rPr>
-        <w:t>Hard Binding (Total 4 Copies: Pokhara University – 1 Copy, College – 2 Copies, Student – 1 Copy). No. of student copies may differ according to the number of members in the project group.</w:t>
-      </w:r>
-    </w:p>
     <w:p>
       <w:pPr>
         <w:spacing w:after="0" w:line="360" w:lineRule="auto"/>
@@ -1483,7 +103,7 @@
           <w:szCs w:val="28"/>
         </w:rPr>
       </w:pPr>
-      <w:bookmarkStart w:id="11" w:name="_Toc52224141"/>
+      <w:bookmarkStart w:id="0" w:name="_Toc52224141"/>
       <w:r>
         <w:rPr>
           <w:b/>
@@ -1493,7 +113,7 @@
         </w:rPr>
         <w:t>LA GRANDEE INTERNATIONAL COLLEGE</w:t>
       </w:r>
-      <w:bookmarkEnd w:id="11"/>
+      <w:bookmarkEnd w:id="0"/>
     </w:p>
     <w:p>
       <w:pPr>
@@ -1507,6 +127,7 @@
           <w:szCs w:val="28"/>
         </w:rPr>
       </w:pPr>
+      <w:proofErr w:type="spellStart"/>
       <w:r>
         <w:rPr>
           <w:rFonts w:cs="Times New Roman"/>
@@ -1515,8 +136,9 @@
           <w:sz w:val="28"/>
           <w:szCs w:val="28"/>
         </w:rPr>
-        <w:t>Simalchaur, Pokhara</w:t>
-      </w:r>
+        <w:t>Simalchaur</w:t>
+      </w:r>
+      <w:proofErr w:type="spellEnd"/>
       <w:r>
         <w:rPr>
           <w:rFonts w:cs="Times New Roman"/>
@@ -1525,7 +147,7 @@
           <w:sz w:val="28"/>
           <w:szCs w:val="28"/>
         </w:rPr>
-        <w:t xml:space="preserve"> </w:t>
+        <w:t>, Pokhara</w:t>
       </w:r>
       <w:r>
         <w:rPr>
@@ -1535,43 +157,9 @@
           <w:sz w:val="28"/>
           <w:szCs w:val="28"/>
         </w:rPr>
-        <w:t>Nepal</w:t>
-      </w:r>
-    </w:p>
-    <w:p>
-      <w:pPr>
-        <w:spacing w:before="120" w:after="0" w:line="360" w:lineRule="auto"/>
-        <w:jc w:val="center"/>
-        <w:rPr>
-          <w:rFonts w:cs="Times New Roman"/>
-        </w:rPr>
-      </w:pPr>
-      <w:r>
-        <w:rPr>
-          <w:rFonts w:cs="Times New Roman"/>
-        </w:rPr>
-        <w:t>A Project Proposal</w:t>
-      </w:r>
-    </w:p>
-    <w:p>
-      <w:pPr>
-        <w:spacing w:before="120" w:after="0" w:line="360" w:lineRule="auto"/>
-        <w:jc w:val="center"/>
-        <w:rPr>
-          <w:rFonts w:cs="Times New Roman"/>
-        </w:rPr>
-      </w:pPr>
-      <w:r>
-        <w:rPr>
-          <w:rFonts w:cs="Times New Roman"/>
-        </w:rPr>
-        <w:t>On</w:t>
-      </w:r>
-    </w:p>
-    <w:p>
-      <w:pPr>
-        <w:spacing w:before="120" w:after="0" w:line="360" w:lineRule="auto"/>
-        <w:jc w:val="center"/>
+        <w:t xml:space="preserve"> </w:t>
+      </w:r>
+      <w:r>
         <w:rPr>
           <w:rFonts w:cs="Times New Roman"/>
           <w:b/>
@@ -1579,9 +167,53 @@
           <w:sz w:val="28"/>
           <w:szCs w:val="28"/>
         </w:rPr>
-      </w:pPr>
-      <w:bookmarkStart w:id="12" w:name="_Toc52226986"/>
-      <w:bookmarkStart w:id="13" w:name="_Toc52224142"/>
+        <w:t>Nepal</w:t>
+      </w:r>
+    </w:p>
+    <w:p>
+      <w:pPr>
+        <w:spacing w:before="120" w:after="0" w:line="360" w:lineRule="auto"/>
+        <w:jc w:val="center"/>
+        <w:rPr>
+          <w:rFonts w:cs="Times New Roman"/>
+        </w:rPr>
+      </w:pPr>
+      <w:r>
+        <w:rPr>
+          <w:rFonts w:cs="Times New Roman"/>
+        </w:rPr>
+        <w:t>A Project Proposal</w:t>
+      </w:r>
+    </w:p>
+    <w:p>
+      <w:pPr>
+        <w:spacing w:before="120" w:after="0" w:line="360" w:lineRule="auto"/>
+        <w:jc w:val="center"/>
+        <w:rPr>
+          <w:rFonts w:cs="Times New Roman"/>
+        </w:rPr>
+      </w:pPr>
+      <w:r>
+        <w:rPr>
+          <w:rFonts w:cs="Times New Roman"/>
+        </w:rPr>
+        <w:t>On</w:t>
+      </w:r>
+    </w:p>
+    <w:p>
+      <w:pPr>
+        <w:spacing w:before="120" w:after="0" w:line="360" w:lineRule="auto"/>
+        <w:jc w:val="center"/>
+        <w:rPr>
+          <w:rFonts w:cs="Times New Roman"/>
+          <w:b/>
+          <w:bCs/>
+          <w:sz w:val="28"/>
+          <w:szCs w:val="28"/>
+        </w:rPr>
+      </w:pPr>
+      <w:bookmarkStart w:id="1" w:name="_Toc52226986"/>
+      <w:bookmarkStart w:id="2" w:name="_Toc52224142"/>
       <w:r>
         <w:rPr>
           <w:b/>
@@ -1591,7 +223,7 @@
         </w:rPr>
         <w:t>“</w:t>
       </w:r>
-      <w:bookmarkEnd w:id="12"/>
+      <w:bookmarkEnd w:id="1"/>
       <w:sdt>
         <w:sdtPr>
           <w:rPr>
@@ -1628,7 +260,7 @@
         </w:rPr>
         <w:t>”</w:t>
       </w:r>
-      <w:bookmarkEnd w:id="13"/>
+      <w:bookmarkEnd w:id="2"/>
     </w:p>
     <w:p>
       <w:pPr>
@@ -2406,7 +1038,7 @@
           <w:noProof/>
           <w:szCs w:val="24"/>
         </w:rPr>
-        <w:t>16/06/2026</w:t>
+        <w:t>17/06/2026</w:t>
       </w:r>
       <w:r>
         <w:rPr>
@@ -5921,7 +4553,7 @@
         <w:pStyle w:val="ListParagraph"/>
         <w:numPr>
           <w:ilvl w:val="0"/>
-          <w:numId w:val="18"/>
+          <w:numId w:val="23"/>
         </w:numPr>
         <w:spacing w:line="360" w:lineRule="auto"/>
         <w:jc w:val="both"/>
@@ -5941,7 +4573,7 @@
         <w:pStyle w:val="ListParagraph"/>
         <w:numPr>
           <w:ilvl w:val="0"/>
-          <w:numId w:val="18"/>
+          <w:numId w:val="23"/>
         </w:numPr>
         <w:spacing w:line="360" w:lineRule="auto"/>
         <w:jc w:val="both"/>
@@ -5961,7 +4593,7 @@
         <w:pStyle w:val="ListParagraph"/>
         <w:numPr>
           <w:ilvl w:val="0"/>
-          <w:numId w:val="18"/>
+          <w:numId w:val="23"/>
         </w:numPr>
         <w:spacing w:line="360" w:lineRule="auto"/>
         <w:jc w:val="both"/>
@@ -5981,7 +4613,7 @@
         <w:pStyle w:val="ListParagraph"/>
         <w:numPr>
           <w:ilvl w:val="0"/>
-          <w:numId w:val="18"/>
+          <w:numId w:val="23"/>
         </w:numPr>
         <w:spacing w:line="360" w:lineRule="auto"/>
         <w:jc w:val="both"/>
@@ -6001,7 +4633,7 @@
         <w:pStyle w:val="ListParagraph"/>
         <w:numPr>
           <w:ilvl w:val="0"/>
-          <w:numId w:val="18"/>
+          <w:numId w:val="23"/>
         </w:numPr>
         <w:spacing w:line="360" w:lineRule="auto"/>
         <w:jc w:val="both"/>
@@ -6021,7 +4653,7 @@
         <w:pStyle w:val="ListParagraph"/>
         <w:numPr>
           <w:ilvl w:val="0"/>
-          <w:numId w:val="18"/>
+          <w:numId w:val="23"/>
         </w:numPr>
         <w:spacing w:line="360" w:lineRule="auto"/>
         <w:jc w:val="both"/>
@@ -6041,7 +4673,7 @@
         <w:pStyle w:val="ListParagraph"/>
         <w:numPr>
           <w:ilvl w:val="0"/>
-          <w:numId w:val="18"/>
+          <w:numId w:val="23"/>
         </w:numPr>
         <w:spacing w:line="360" w:lineRule="auto"/>
         <w:jc w:val="both"/>
@@ -6093,7 +4725,7 @@
         <w:pStyle w:val="ListParagraph"/>
         <w:numPr>
           <w:ilvl w:val="0"/>
-          <w:numId w:val="19"/>
+          <w:numId w:val="22"/>
         </w:numPr>
         <w:spacing w:line="360" w:lineRule="auto"/>
       </w:pPr>
@@ -6106,7 +4738,7 @@
         <w:pStyle w:val="ListParagraph"/>
         <w:numPr>
           <w:ilvl w:val="0"/>
-          <w:numId w:val="19"/>
+          <w:numId w:val="22"/>
         </w:numPr>
         <w:spacing w:line="360" w:lineRule="auto"/>
       </w:pPr>
@@ -6119,7 +4751,7 @@
         <w:pStyle w:val="ListParagraph"/>
         <w:numPr>
           <w:ilvl w:val="0"/>
-          <w:numId w:val="19"/>
+          <w:numId w:val="22"/>
         </w:numPr>
         <w:spacing w:line="360" w:lineRule="auto"/>
       </w:pPr>
@@ -6129,68 +4761,28 @@
     </w:p>
     <w:p>
       <w:pPr>
-        <w:pStyle w:val="ListParagraph"/>
-        <w:numPr>
-          <w:ilvl w:val="0"/>
-          <w:numId w:val="19"/>
-        </w:numPr>
         <w:spacing w:line="360" w:lineRule="auto"/>
       </w:pPr>
-      <w:r>
-        <w:t>To track paid and unpaid fines easily.</w:t>
-      </w:r>
-    </w:p>
-    <w:p>
-      <w:pPr>
-        <w:pStyle w:val="ListParagraph"/>
-        <w:numPr>
-          <w:ilvl w:val="0"/>
-          <w:numId w:val="19"/>
-        </w:numPr>
+    </w:p>
+    <w:p>
+      <w:pPr>
         <w:spacing w:line="360" w:lineRule="auto"/>
       </w:pPr>
-      <w:r>
-        <w:t>To minimize errors in calculation and record keeping.</w:t>
-      </w:r>
-    </w:p>
-    <w:p>
-      <w:pPr>
-        <w:pStyle w:val="ListParagraph"/>
-        <w:numPr>
-          <w:ilvl w:val="0"/>
-          <w:numId w:val="19"/>
-        </w:numPr>
+    </w:p>
+    <w:p>
+      <w:pPr>
         <w:spacing w:line="360" w:lineRule="auto"/>
       </w:pPr>
-      <w:r>
-        <w:t>To provide quick access to student fine details.</w:t>
-      </w:r>
-    </w:p>
-    <w:p>
-      <w:pPr>
-        <w:pStyle w:val="ListParagraph"/>
-        <w:numPr>
-          <w:ilvl w:val="0"/>
-          <w:numId w:val="19"/>
-        </w:numPr>
+    </w:p>
+    <w:p>
+      <w:pPr>
         <w:spacing w:line="360" w:lineRule="auto"/>
       </w:pPr>
-      <w:r>
-        <w:t>To generate reports efficiently when required.</w:t>
-      </w:r>
-    </w:p>
-    <w:p>
-      <w:pPr>
-        <w:pStyle w:val="ListParagraph"/>
-        <w:numPr>
-          <w:ilvl w:val="0"/>
-          <w:numId w:val="19"/>
-        </w:numPr>
+    </w:p>
+    <w:p>
+      <w:pPr>
         <w:spacing w:line="360" w:lineRule="auto"/>
       </w:pPr>
-      <w:r>
-        <w:t xml:space="preserve">To improve transparency and accountability in the system. </w:t>
-      </w:r>
     </w:p>
     <w:p>
       <w:pPr>
@@ -6227,31 +4819,11 @@
         <w:spacing w:line="360" w:lineRule="auto"/>
       </w:pPr>
     </w:p>
-    <w:p>
-      <w:pPr>
-        <w:spacing w:line="360" w:lineRule="auto"/>
-      </w:pPr>
-    </w:p>
-    <w:p>
-      <w:pPr>
-        <w:spacing w:line="360" w:lineRule="auto"/>
-      </w:pPr>
-    </w:p>
-    <w:p>
-      <w:pPr>
-        <w:spacing w:line="360" w:lineRule="auto"/>
-      </w:pPr>
-    </w:p>
-    <w:p>
-      <w:pPr>
-        <w:spacing w:line="360" w:lineRule="auto"/>
-      </w:pPr>
-    </w:p>
-    <w:p>
-      <w:pPr>
-        <w:spacing w:line="360" w:lineRule="auto"/>
-      </w:pPr>
-    </w:p>
+    <w:p/>
+    <w:p/>
+    <w:p/>
+    <w:p/>
+    <w:p/>
     <w:p/>
     <w:p>
       <w:pPr>
@@ -6792,121 +5364,45 @@
       </w:pPr>
     </w:p>
     <w:p/>
-    <w:p>
-      <w:pPr>
-        <w:pStyle w:val="Heading1"/>
+    <w:p/>
+    <w:p/>
+    <w:p/>
+    <w:p/>
+    <w:p>
+      <w:pPr>
+        <w:pStyle w:val="ListParagraph"/>
         <w:numPr>
           <w:ilvl w:val="0"/>
           <w:numId w:val="2"/>
         </w:numPr>
-        <w:spacing w:after="0" w:line="360" w:lineRule="auto"/>
-        <w:jc w:val="both"/>
-      </w:pPr>
-      <w:r>
-        <w:t>System Design</w:t>
-      </w:r>
-    </w:p>
-    <w:p>
-      <w:pPr>
-        <w:spacing w:after="0" w:line="360" w:lineRule="auto"/>
-        <w:jc w:val="both"/>
-      </w:pPr>
-      <w:r>
-        <w:t>You can use the system design you have created in the mid-term report, basically we need to show the system design via two methods.</w:t>
-      </w:r>
-    </w:p>
-    <w:p>
-      <w:pPr>
-        <w:pStyle w:val="ListParagraph"/>
-        <w:numPr>
-          <w:ilvl w:val="0"/>
-          <w:numId w:val="11"/>
-        </w:numPr>
-        <w:spacing w:after="0" w:line="360" w:lineRule="auto"/>
-        <w:jc w:val="both"/>
         <w:rPr>
           <w:b/>
           <w:bCs/>
+          <w:sz w:val="28"/>
+          <w:szCs w:val="28"/>
         </w:rPr>
       </w:pPr>
       <w:r>
         <w:rPr>
           <w:b/>
           <w:bCs/>
-        </w:rPr>
-        <w:t>Data Flow Diagram</w:t>
-      </w:r>
-    </w:p>
-    <w:p>
-      <w:pPr>
-        <w:pStyle w:val="ListParagraph"/>
-        <w:spacing w:after="0" w:line="360" w:lineRule="auto"/>
-        <w:jc w:val="both"/>
-      </w:pPr>
-      <w:r>
-        <w:t>In the case of DFDs, do not include context level diagram rather use level-1 or level-2 DFD, given the limited time you guys have one may use the correctly amended DFD diagrams.</w:t>
-      </w:r>
-    </w:p>
-    <w:p>
-      <w:pPr>
-        <w:pStyle w:val="ListParagraph"/>
-        <w:numPr>
-          <w:ilvl w:val="0"/>
-          <w:numId w:val="11"/>
-        </w:numPr>
-        <w:spacing w:after="0" w:line="360" w:lineRule="auto"/>
-        <w:jc w:val="both"/>
-        <w:rPr>
-          <w:b/>
-          <w:bCs/>
-        </w:rPr>
-      </w:pPr>
-      <w:r>
-        <w:rPr>
-          <w:b/>
-          <w:bCs/>
-        </w:rPr>
-        <w:t>Flowchart</w:t>
-      </w:r>
-    </w:p>
-    <w:p>
-      <w:pPr>
-        <w:pStyle w:val="ListParagraph"/>
-        <w:spacing w:after="0" w:line="360" w:lineRule="auto"/>
-        <w:jc w:val="both"/>
-      </w:pPr>
-      <w:r>
-        <w:t xml:space="preserve">Make sure, the flowchart encompasses all the components of the </w:t>
-      </w:r>
-      <w:r>
-        <w:t>project</w:t>
-      </w:r>
-      <w:r>
-        <w:rPr>
-          <w:color w:val="FF0000"/>
-        </w:rPr>
-        <w:t xml:space="preserve">, the best approach would be creating flow chart for the CRUD operations </w:t>
-      </w:r>
-      <w:r>
-        <w:t>what you use for the data-entry, data selection, data modification and deletion.</w:t>
-      </w:r>
-    </w:p>
-    <w:p>
-      <w:pPr>
-        <w:pStyle w:val="ListParagraph"/>
-        <w:spacing w:after="0" w:line="360" w:lineRule="auto"/>
-        <w:jc w:val="both"/>
-      </w:pPr>
+          <w:sz w:val="28"/>
+          <w:szCs w:val="28"/>
+        </w:rPr>
+        <w:t>Use case</w:t>
+      </w:r>
+    </w:p>
+    <w:p/>
+    <w:p>
       <w:r>
         <w:rPr>
           <w:noProof/>
-          <w:lang w:val="en-US"/>
         </w:rPr>
         <w:drawing>
-          <wp:inline distT="0" distB="0" distL="0" distR="0" wp14:anchorId="23DD7EC3" wp14:editId="723BBC67">
-            <wp:extent cx="4274794" cy="5438774"/>
+          <wp:inline distT="0" distB="0" distL="0" distR="0" wp14:anchorId="788D9368" wp14:editId="6D482E2B">
+            <wp:extent cx="5438775" cy="3876965"/>
             <wp:effectExtent l="0" t="0" r="0" b="0"/>
-            <wp:docPr id="7" name="Picture 7" descr="Standard Flowchart Symbols. | Download Scientific Diagram"/>
+            <wp:docPr id="2110244133" name="Picture 9"/>
             <wp:cNvGraphicFramePr>
               <a:graphicFrameLocks xmlns:a="http://schemas.openxmlformats.org/drawingml/2006/main" noChangeAspect="1"/>
             </wp:cNvGraphicFramePr>
@@ -6914,11 +5410,214 @@
               <a:graphicData uri="http://schemas.openxmlformats.org/drawingml/2006/picture">
                 <pic:pic xmlns:pic="http://schemas.openxmlformats.org/drawingml/2006/picture">
                   <pic:nvPicPr>
-                    <pic:cNvPr id="0" name="Picture 7"/>
+                    <pic:cNvPr id="0" name="Picture 5"/>
+                    <pic:cNvPicPr>
+                      <a:picLocks noChangeAspect="1" noChangeArrowheads="1"/>
+                    </pic:cNvPicPr>
+                  </pic:nvPicPr>
+                  <pic:blipFill>
+                    <a:blip r:embed="rId12" cstate="print">
+                      <a:extLst>
+                        <a:ext uri="{28A0092B-C50C-407E-A947-70E740481C1C}">
+                          <a14:useLocalDpi xmlns:a14="http://schemas.microsoft.com/office/drawing/2010/main" val="0"/>
+                        </a:ext>
+                      </a:extLst>
+                    </a:blip>
+                    <a:srcRect/>
+                    <a:stretch>
+                      <a:fillRect/>
+                    </a:stretch>
+                  </pic:blipFill>
+                  <pic:spPr bwMode="auto">
+                    <a:xfrm>
+                      <a:off x="0" y="0"/>
+                      <a:ext cx="5577580" cy="3975910"/>
+                    </a:xfrm>
+                    <a:prstGeom prst="rect">
+                      <a:avLst/>
+                    </a:prstGeom>
+                    <a:noFill/>
+                  </pic:spPr>
+                </pic:pic>
+              </a:graphicData>
+            </a:graphic>
+          </wp:inline>
+        </w:drawing>
+      </w:r>
+    </w:p>
+    <w:p>
+      <w:pPr>
+        <w:jc w:val="center"/>
+        <w:rPr>
+          <w:i/>
+          <w:iCs/>
+        </w:rPr>
+      </w:pPr>
+      <w:r>
+        <w:rPr>
+          <w:i/>
+          <w:iCs/>
+        </w:rPr>
+        <w:t>Fig 1usecase of fine management system</w:t>
+      </w:r>
+    </w:p>
+    <w:p/>
+    <w:p/>
+    <w:p/>
+    <w:p/>
+    <w:p/>
+    <w:p/>
+    <w:p/>
+    <w:p/>
+    <w:p/>
+    <w:p/>
+    <w:p/>
+    <w:p/>
+    <w:p/>
+    <w:p/>
+    <w:p/>
+    <w:p/>
+    <w:p/>
+    <w:p/>
+    <w:p>
+      <w:pPr>
+        <w:pStyle w:val="Heading1"/>
+        <w:spacing w:after="0" w:line="360" w:lineRule="auto"/>
+        <w:jc w:val="both"/>
+      </w:pPr>
+      <w:r>
+        <w:t>7</w:t>
+      </w:r>
+      <w:r>
+        <w:t>System Design</w:t>
+      </w:r>
+    </w:p>
+    <w:p>
+      <w:pPr>
+        <w:rPr>
+          <w:b/>
+          <w:bCs/>
+        </w:rPr>
+      </w:pPr>
+      <w:r>
+        <w:rPr>
+          <w:b/>
+          <w:bCs/>
+        </w:rPr>
+        <w:t>1 Data</w:t>
+      </w:r>
+      <w:r>
+        <w:rPr>
+          <w:b/>
+          <w:bCs/>
+        </w:rPr>
+        <w:t xml:space="preserve"> </w:t>
+      </w:r>
+      <w:r>
+        <w:rPr>
+          <w:b/>
+          <w:bCs/>
+        </w:rPr>
+        <w:t>Fl</w:t>
+      </w:r>
+      <w:r>
+        <w:rPr>
+          <w:b/>
+          <w:bCs/>
+        </w:rPr>
+        <w:t>ow diagram</w:t>
+      </w:r>
+    </w:p>
+    <w:p>
+      <w:pPr>
+        <w:rPr>
+          <w:lang w:val="en-US"/>
+        </w:rPr>
+      </w:pPr>
+      <w:r>
+        <w:rPr>
+          <w:lang w:val="en-US"/>
+        </w:rPr>
+        <w:drawing>
+          <wp:inline distT="0" distB="0" distL="0" distR="0" wp14:anchorId="0AEEBAF7" wp14:editId="020FF660">
+            <wp:extent cx="5996305" cy="2471420"/>
+            <wp:effectExtent l="0" t="0" r="0" b="0"/>
+            <wp:docPr id="727652460" name="Picture 7"/>
+            <wp:cNvGraphicFramePr>
+              <a:graphicFrameLocks xmlns:a="http://schemas.openxmlformats.org/drawingml/2006/main" noChangeAspect="1"/>
+            </wp:cNvGraphicFramePr>
+            <a:graphic xmlns:a="http://schemas.openxmlformats.org/drawingml/2006/main">
+              <a:graphicData uri="http://schemas.openxmlformats.org/drawingml/2006/picture">
+                <pic:pic xmlns:pic="http://schemas.openxmlformats.org/drawingml/2006/picture">
+                  <pic:nvPicPr>
+                    <pic:cNvPr id="0" name="Picture 6"/>
+                    <pic:cNvPicPr>
+                      <a:picLocks noChangeAspect="1" noChangeArrowheads="1"/>
+                    </pic:cNvPicPr>
+                  </pic:nvPicPr>
+                  <pic:blipFill>
+                    <a:blip r:embed="rId13" cstate="print">
+                      <a:extLst>
+                        <a:ext uri="{28A0092B-C50C-407E-A947-70E740481C1C}">
+                          <a14:useLocalDpi xmlns:a14="http://schemas.microsoft.com/office/drawing/2010/main" val="0"/>
+                        </a:ext>
+                      </a:extLst>
+                    </a:blip>
+                    <a:srcRect/>
+                    <a:stretch>
+                      <a:fillRect/>
+                    </a:stretch>
+                  </pic:blipFill>
+                  <pic:spPr bwMode="auto">
+                    <a:xfrm>
+                      <a:off x="0" y="0"/>
+                      <a:ext cx="6163858" cy="2540478"/>
+                    </a:xfrm>
+                    <a:prstGeom prst="rect">
+                      <a:avLst/>
+                    </a:prstGeom>
+                    <a:noFill/>
+                    <a:ln>
+                      <a:noFill/>
+                    </a:ln>
+                  </pic:spPr>
+                </pic:pic>
+              </a:graphicData>
+            </a:graphic>
+          </wp:inline>
+        </w:drawing>
+      </w:r>
+    </w:p>
+    <w:p>
+      <w:pPr>
+        <w:jc w:val="center"/>
+        <w:rPr>
+          <w:lang w:val="en-US"/>
+        </w:rPr>
+      </w:pPr>
+      <w:r>
+        <w:rPr>
+          <w:noProof/>
+          <w:lang w:val="en-US"/>
+        </w:rPr>
+        <w:lastRenderedPageBreak/>
+        <w:drawing>
+          <wp:inline distT="0" distB="0" distL="0" distR="0" wp14:anchorId="66AC6F0F" wp14:editId="5CEB6C6E">
+            <wp:extent cx="3668486" cy="9948463"/>
+            <wp:effectExtent l="0" t="0" r="8255" b="0"/>
+            <wp:docPr id="1230571532" name="Picture 17"/>
+            <wp:cNvGraphicFramePr>
+              <a:graphicFrameLocks xmlns:a="http://schemas.openxmlformats.org/drawingml/2006/main" noChangeAspect="1"/>
+            </wp:cNvGraphicFramePr>
+            <a:graphic xmlns:a="http://schemas.openxmlformats.org/drawingml/2006/main">
+              <a:graphicData uri="http://schemas.openxmlformats.org/drawingml/2006/picture">
+                <pic:pic xmlns:pic="http://schemas.openxmlformats.org/drawingml/2006/picture">
+                  <pic:nvPicPr>
+                    <pic:cNvPr id="1230571532" name="Picture 1230571532"/>
                     <pic:cNvPicPr/>
                   </pic:nvPicPr>
                   <pic:blipFill>
-                    <a:blip r:embed="rId12">
+                    <a:blip r:embed="rId14">
                       <a:extLst>
                         <a:ext uri="{28A0092B-C50C-407E-A947-70E740481C1C}">
                           <a14:useLocalDpi xmlns:a14="http://schemas.microsoft.com/office/drawing/2010/main" val="0"/>
@@ -6932,7 +5631,7 @@
                   <pic:spPr>
                     <a:xfrm>
                       <a:off x="0" y="0"/>
-                      <a:ext cx="4274794" cy="5438774"/>
+                      <a:ext cx="3701442" cy="10037835"/>
                     </a:xfrm>
                     <a:prstGeom prst="rect">
                       <a:avLst/>
@@ -6947,25 +5646,21 @@
     </w:p>
     <w:p>
       <w:pPr>
-        <w:pStyle w:val="ListParagraph"/>
+        <w:rPr>
+          <w:lang w:val="en-US"/>
+        </w:rPr>
+      </w:pPr>
+    </w:p>
+    <w:p>
+      <w:pPr>
+        <w:pStyle w:val="Heading1"/>
         <w:spacing w:after="0" w:line="360" w:lineRule="auto"/>
+        <w:ind w:left="360"/>
         <w:jc w:val="both"/>
       </w:pPr>
       <w:r>
-        <w:lastRenderedPageBreak/>
-        <w:t>Try to use all the symbols properly, it is quite easy once you get a hang of it.</w:t>
-      </w:r>
-    </w:p>
-    <w:p>
-      <w:pPr>
-        <w:pStyle w:val="Heading1"/>
-        <w:numPr>
-          <w:ilvl w:val="0"/>
-          <w:numId w:val="2"/>
-        </w:numPr>
-        <w:spacing w:after="0" w:line="360" w:lineRule="auto"/>
-        <w:jc w:val="both"/>
-      </w:pPr>
+        <w:t>7</w:t>
+      </w:r>
       <w:r>
         <w:t>Development</w:t>
       </w:r>
@@ -7479,15 +6174,8 @@
               <w:jc w:val="both"/>
             </w:pPr>
             <w:r>
-              <w:t>Logic definition.</w:t>
-            </w:r>
-          </w:p>
-          <w:p>
-            <w:pPr>
-              <w:pStyle w:val="NormalWeb"/>
-              <w:spacing w:before="0" w:beforeAutospacing="0" w:after="0" w:afterAutospacing="0" w:line="360" w:lineRule="auto"/>
-              <w:jc w:val="both"/>
-            </w:pPr>
+              <w:t>Logic definition</w:t>
+            </w:r>
           </w:p>
         </w:tc>
         <w:tc>
@@ -7509,6 +6197,7 @@
         <w:spacing w:line="360" w:lineRule="auto"/>
       </w:pPr>
       <w:r>
+        <w:lastRenderedPageBreak/>
         <w:br w:type="page"/>
       </w:r>
     </w:p>
@@ -7685,7 +6374,7 @@
                           </pic:cNvPicPr>
                         </pic:nvPicPr>
                         <pic:blipFill rotWithShape="1">
-                          <a:blip r:embed="rId13">
+                          <a:blip r:embed="rId15">
                             <a:extLst>
                               <a:ext uri="{28A0092B-C50C-407E-A947-70E740481C1C}">
                                 <a14:useLocalDpi xmlns:a14="http://schemas.microsoft.com/office/drawing/2010/main" val="0"/>
@@ -7748,7 +6437,7 @@
                                   <w:lang w:val="en-US"/>
                                 </w:rPr>
                               </w:pPr>
-                              <w:bookmarkStart w:id="14" w:name="_Toc56929757"/>
+                              <w:bookmarkStart w:id="3" w:name="_Toc56929757"/>
                               <w:r>
                                 <w:rPr>
                                   <w:rFonts w:cs="Times New Roman"/>
@@ -7834,7 +6523,7 @@
                                 </w:rPr>
                                 <w:t>: Software Testing Life Cycle</w:t>
                               </w:r>
-                              <w:bookmarkEnd w:id="14"/>
+                              <w:bookmarkEnd w:id="3"/>
                             </w:p>
                           </w:txbxContent>
                         </wps:txbx>
@@ -7881,7 +6570,7 @@
                             <w:lang w:val="en-US"/>
                           </w:rPr>
                         </w:pPr>
-                        <w:bookmarkStart w:id="15" w:name="_Toc56929757"/>
+                        <w:bookmarkStart w:id="4" w:name="_Toc56929757"/>
                         <w:r>
                           <w:rPr>
                             <w:rFonts w:cs="Times New Roman"/>
@@ -7967,7 +6656,7 @@
                           </w:rPr>
                           <w:t>: Software Testing Life Cycle</w:t>
                         </w:r>
-                        <w:bookmarkEnd w:id="15"/>
+                        <w:bookmarkEnd w:id="4"/>
                       </w:p>
                     </w:txbxContent>
                   </v:textbox>
@@ -8183,14 +6872,14 @@
           <w:lang w:val="en-US"/>
         </w:rPr>
       </w:pPr>
-      <w:bookmarkStart w:id="16" w:name="_Toc57274838"/>
+      <w:bookmarkStart w:id="5" w:name="_Toc57274838"/>
       <w:r>
         <w:rPr>
           <w:lang w:val="en-US"/>
         </w:rPr>
         <w:t>EXAMPLE OF A TEST CASE,</w:t>
       </w:r>
-      <w:bookmarkEnd w:id="16"/>
+      <w:bookmarkEnd w:id="5"/>
       <w:r>
         <w:rPr>
           <w:lang w:val="en-US"/>
@@ -8404,7 +7093,7 @@
                     </pic:cNvPicPr>
                   </pic:nvPicPr>
                   <pic:blipFill>
-                    <a:blip r:embed="rId14">
+                    <a:blip r:embed="rId16">
                       <a:extLst>
                         <a:ext uri="{28A0092B-C50C-407E-A947-70E740481C1C}">
                           <a14:useLocalDpi xmlns:a14="http://schemas.microsoft.com/office/drawing/2010/main" val="0"/>
@@ -8492,7 +7181,7 @@
                                 <w:lang w:val="en-US"/>
                               </w:rPr>
                             </w:pPr>
-                            <w:bookmarkStart w:id="17" w:name="_Toc56929758"/>
+                            <w:bookmarkStart w:id="6" w:name="_Toc56929758"/>
                             <w:r>
                               <w:rPr>
                                 <w:rFonts w:cs="Times New Roman"/>
@@ -8578,7 +7267,7 @@
                               </w:rPr>
                               <w:t>: Test Case using Matrix</w:t>
                             </w:r>
-                            <w:bookmarkEnd w:id="17"/>
+                            <w:bookmarkEnd w:id="6"/>
                           </w:p>
                         </w:txbxContent>
                       </wps:txbx>
@@ -8613,7 +7302,7 @@
                           <w:lang w:val="en-US"/>
                         </w:rPr>
                       </w:pPr>
-                      <w:bookmarkStart w:id="18" w:name="_Toc56929758"/>
+                      <w:bookmarkStart w:id="7" w:name="_Toc56929758"/>
                       <w:r>
                         <w:rPr>
                           <w:rFonts w:cs="Times New Roman"/>
@@ -8699,7 +7388,7 @@
                         </w:rPr>
                         <w:t>: Test Case using Matrix</w:t>
                       </w:r>
-                      <w:bookmarkEnd w:id="18"/>
+                      <w:bookmarkEnd w:id="7"/>
                     </w:p>
                   </w:txbxContent>
                 </v:textbox>
@@ -8727,11 +7416,11 @@
         <w:spacing w:line="360" w:lineRule="auto"/>
         <w:ind w:left="360"/>
       </w:pPr>
-      <w:bookmarkStart w:id="19" w:name="_Toc57274839"/>
+      <w:bookmarkStart w:id="8" w:name="_Toc57274839"/>
       <w:r>
         <w:t>A Test Matrix with Tested modules or Requirement Traceability Matrix</w:t>
       </w:r>
-      <w:bookmarkEnd w:id="19"/>
+      <w:bookmarkEnd w:id="8"/>
     </w:p>
     <w:p>
       <w:pPr>
@@ -9344,11 +8033,11 @@
                     <pic:cNvPicPr/>
                   </pic:nvPicPr>
                   <pic:blipFill>
-                    <a:blip r:embed="rId15">
+                    <a:blip r:embed="rId17">
                       <a:extLst>
                         <a:ext uri="{BEBA8EAE-BF5A-486C-A8C5-ECC9F3942E4B}">
                           <a14:imgProps xmlns:a14="http://schemas.microsoft.com/office/drawing/2010/main">
-                            <a14:imgLayer r:embed="rId16">
+                            <a14:imgLayer r:embed="rId18">
                               <a14:imgEffect>
                                 <a14:backgroundRemoval t="8511" b="91135" l="4330" r="95464">
                                   <a14:foregroundMark x1="11753" y1="40780" x2="11753" y2="40780"/>
@@ -10554,12 +9243,12 @@
       </w:pPr>
     </w:p>
     <w:sectPr>
-      <w:headerReference w:type="even" r:id="rId17"/>
-      <w:headerReference w:type="default" r:id="rId18"/>
-      <w:footerReference w:type="even" r:id="rId19"/>
-      <w:footerReference w:type="default" r:id="rId20"/>
-      <w:headerReference w:type="first" r:id="rId21"/>
-      <w:footerReference w:type="first" r:id="rId22"/>
+      <w:headerReference w:type="even" r:id="rId19"/>
+      <w:headerReference w:type="default" r:id="rId20"/>
+      <w:footerReference w:type="even" r:id="rId21"/>
+      <w:footerReference w:type="default" r:id="rId22"/>
+      <w:headerReference w:type="first" r:id="rId23"/>
+      <w:footerReference w:type="first" r:id="rId24"/>
       <w:pgSz w:w="11906" w:h="16838" w:code="9"/>
       <w:pgMar w:top="1440" w:right="1440" w:bottom="1440" w:left="2160" w:header="720" w:footer="720" w:gutter="0"/>
       <w:cols w:space="720"/>
@@ -10625,6 +9314,9 @@
           <w:pStyle w:val="Footer"/>
           <w:jc w:val="right"/>
         </w:pPr>
+        <w:r>
+          <w:t>x</w:t>
+        </w:r>
         <w:r>
           <w:fldChar w:fldCharType="begin"/>
         </w:r>
@@ -11100,6 +9792,92 @@
     </w:lvl>
   </w:abstractNum>
   <w:abstractNum w:abstractNumId="3" w15:restartNumberingAfterBreak="0">
+    <w:nsid w:val="1E497C42"/>
+    <w:multiLevelType w:val="hybridMultilevel"/>
+    <w:tmpl w:val="42EE21BE"/>
+    <w:lvl w:ilvl="0" w:tplc="0409000F">
+      <w:start w:val="1"/>
+      <w:numFmt w:val="decimal"/>
+      <w:lvlText w:val="%1."/>
+      <w:lvlJc w:val="left"/>
+      <w:pPr>
+        <w:ind w:left="810" w:hanging="360"/>
+      </w:pPr>
+    </w:lvl>
+    <w:lvl w:ilvl="1" w:tplc="04090019" w:tentative="1">
+      <w:start w:val="1"/>
+      <w:numFmt w:val="lowerLetter"/>
+      <w:lvlText w:val="%2."/>
+      <w:lvlJc w:val="left"/>
+      <w:pPr>
+        <w:ind w:left="1530" w:hanging="360"/>
+      </w:pPr>
+    </w:lvl>
+    <w:lvl w:ilvl="2" w:tplc="0409001B" w:tentative="1">
+      <w:start w:val="1"/>
+      <w:numFmt w:val="lowerRoman"/>
+      <w:lvlText w:val="%3."/>
+      <w:lvlJc w:val="right"/>
+      <w:pPr>
+        <w:ind w:left="2250" w:hanging="180"/>
+      </w:pPr>
+    </w:lvl>
+    <w:lvl w:ilvl="3" w:tplc="0409000F" w:tentative="1">
+      <w:start w:val="1"/>
+      <w:numFmt w:val="decimal"/>
+      <w:lvlText w:val="%4."/>
+      <w:lvlJc w:val="left"/>
+      <w:pPr>
+        <w:ind w:left="2970" w:hanging="360"/>
+      </w:pPr>
+    </w:lvl>
+    <w:lvl w:ilvl="4" w:tplc="04090019" w:tentative="1">
+      <w:start w:val="1"/>
+      <w:numFmt w:val="lowerLetter"/>
+      <w:lvlText w:val="%5."/>
+      <w:lvlJc w:val="left"/>
+      <w:pPr>
+        <w:ind w:left="3690" w:hanging="360"/>
+      </w:pPr>
+    </w:lvl>
+    <w:lvl w:ilvl="5" w:tplc="0409001B" w:tentative="1">
+      <w:start w:val="1"/>
+      <w:numFmt w:val="lowerRoman"/>
+      <w:lvlText w:val="%6."/>
+      <w:lvlJc w:val="right"/>
+      <w:pPr>
+        <w:ind w:left="4410" w:hanging="180"/>
+      </w:pPr>
+    </w:lvl>
+    <w:lvl w:ilvl="6" w:tplc="0409000F" w:tentative="1">
+      <w:start w:val="1"/>
+      <w:numFmt w:val="decimal"/>
+      <w:lvlText w:val="%7."/>
+      <w:lvlJc w:val="left"/>
+      <w:pPr>
+        <w:ind w:left="5130" w:hanging="360"/>
+      </w:pPr>
+    </w:lvl>
+    <w:lvl w:ilvl="7" w:tplc="04090019" w:tentative="1">
+      <w:start w:val="1"/>
+      <w:numFmt w:val="lowerLetter"/>
+      <w:lvlText w:val="%8."/>
+      <w:lvlJc w:val="left"/>
+      <w:pPr>
+        <w:ind w:left="5850" w:hanging="360"/>
+      </w:pPr>
+    </w:lvl>
+    <w:lvl w:ilvl="8" w:tplc="0409001B" w:tentative="1">
+      <w:start w:val="1"/>
+      <w:numFmt w:val="lowerRoman"/>
+      <w:lvlText w:val="%9."/>
+      <w:lvlJc w:val="right"/>
+      <w:pPr>
+        <w:ind w:left="6570" w:hanging="180"/>
+      </w:pPr>
+    </w:lvl>
+  </w:abstractNum>
+  <w:abstractNum w:abstractNumId="4" w15:restartNumberingAfterBreak="0">
     <w:nsid w:val="1F5B20BF"/>
     <w:multiLevelType w:val="hybridMultilevel"/>
     <w:tmpl w:val="0B148300"/>
@@ -11185,7 +9963,7 @@
       </w:pPr>
     </w:lvl>
   </w:abstractNum>
-  <w:abstractNum w:abstractNumId="4" w15:restartNumberingAfterBreak="0">
+  <w:abstractNum w:abstractNumId="5" w15:restartNumberingAfterBreak="0">
     <w:nsid w:val="28D53AAE"/>
     <w:multiLevelType w:val="multilevel"/>
     <w:tmpl w:val="E0D85A56"/>
@@ -11306,7 +10084,93 @@
       </w:rPr>
     </w:lvl>
   </w:abstractNum>
-  <w:abstractNum w:abstractNumId="5" w15:restartNumberingAfterBreak="0">
+  <w:abstractNum w:abstractNumId="6" w15:restartNumberingAfterBreak="0">
+    <w:nsid w:val="2A9D76A6"/>
+    <w:multiLevelType w:val="hybridMultilevel"/>
+    <w:tmpl w:val="0F5A6FB6"/>
+    <w:lvl w:ilvl="0" w:tplc="0409000F">
+      <w:start w:val="1"/>
+      <w:numFmt w:val="decimal"/>
+      <w:lvlText w:val="%1."/>
+      <w:lvlJc w:val="left"/>
+      <w:pPr>
+        <w:ind w:left="1440" w:hanging="360"/>
+      </w:pPr>
+    </w:lvl>
+    <w:lvl w:ilvl="1" w:tplc="04090019" w:tentative="1">
+      <w:start w:val="1"/>
+      <w:numFmt w:val="lowerLetter"/>
+      <w:lvlText w:val="%2."/>
+      <w:lvlJc w:val="left"/>
+      <w:pPr>
+        <w:ind w:left="2160" w:hanging="360"/>
+      </w:pPr>
+    </w:lvl>
+    <w:lvl w:ilvl="2" w:tplc="0409001B" w:tentative="1">
+      <w:start w:val="1"/>
+      <w:numFmt w:val="lowerRoman"/>
+      <w:lvlText w:val="%3."/>
+      <w:lvlJc w:val="right"/>
+      <w:pPr>
+        <w:ind w:left="2880" w:hanging="180"/>
+      </w:pPr>
+    </w:lvl>
+    <w:lvl w:ilvl="3" w:tplc="0409000F" w:tentative="1">
+      <w:start w:val="1"/>
+      <w:numFmt w:val="decimal"/>
+      <w:lvlText w:val="%4."/>
+      <w:lvlJc w:val="left"/>
+      <w:pPr>
+        <w:ind w:left="3600" w:hanging="360"/>
+      </w:pPr>
+    </w:lvl>
+    <w:lvl w:ilvl="4" w:tplc="04090019" w:tentative="1">
+      <w:start w:val="1"/>
+      <w:numFmt w:val="lowerLetter"/>
+      <w:lvlText w:val="%5."/>
+      <w:lvlJc w:val="left"/>
+      <w:pPr>
+        <w:ind w:left="4320" w:hanging="360"/>
+      </w:pPr>
+    </w:lvl>
+    <w:lvl w:ilvl="5" w:tplc="0409001B" w:tentative="1">
+      <w:start w:val="1"/>
+      <w:numFmt w:val="lowerRoman"/>
+      <w:lvlText w:val="%6."/>
+      <w:lvlJc w:val="right"/>
+      <w:pPr>
+        <w:ind w:left="5040" w:hanging="180"/>
+      </w:pPr>
+    </w:lvl>
+    <w:lvl w:ilvl="6" w:tplc="0409000F" w:tentative="1">
+      <w:start w:val="1"/>
+      <w:numFmt w:val="decimal"/>
+      <w:lvlText w:val="%7."/>
+      <w:lvlJc w:val="left"/>
+      <w:pPr>
+        <w:ind w:left="5760" w:hanging="360"/>
+      </w:pPr>
+    </w:lvl>
+    <w:lvl w:ilvl="7" w:tplc="04090019" w:tentative="1">
+      <w:start w:val="1"/>
+      <w:numFmt w:val="lowerLetter"/>
+      <w:lvlText w:val="%8."/>
+      <w:lvlJc w:val="left"/>
+      <w:pPr>
+        <w:ind w:left="6480" w:hanging="360"/>
+      </w:pPr>
+    </w:lvl>
+    <w:lvl w:ilvl="8" w:tplc="0409001B" w:tentative="1">
+      <w:start w:val="1"/>
+      <w:numFmt w:val="lowerRoman"/>
+      <w:lvlText w:val="%9."/>
+      <w:lvlJc w:val="right"/>
+      <w:pPr>
+        <w:ind w:left="7200" w:hanging="180"/>
+      </w:pPr>
+    </w:lvl>
+  </w:abstractNum>
+  <w:abstractNum w:abstractNumId="7" w15:restartNumberingAfterBreak="0">
     <w:nsid w:val="304450E7"/>
     <w:multiLevelType w:val="hybridMultilevel"/>
     <w:tmpl w:val="179C1F3A"/>
@@ -11395,7 +10259,7 @@
       </w:pPr>
     </w:lvl>
   </w:abstractNum>
-  <w:abstractNum w:abstractNumId="6" w15:restartNumberingAfterBreak="0">
+  <w:abstractNum w:abstractNumId="8" w15:restartNumberingAfterBreak="0">
     <w:nsid w:val="351B0C4D"/>
     <w:multiLevelType w:val="hybridMultilevel"/>
     <w:tmpl w:val="3698B7BC"/>
@@ -11508,7 +10372,7 @@
       </w:rPr>
     </w:lvl>
   </w:abstractNum>
-  <w:abstractNum w:abstractNumId="7" w15:restartNumberingAfterBreak="0">
+  <w:abstractNum w:abstractNumId="9" w15:restartNumberingAfterBreak="0">
     <w:nsid w:val="354143F8"/>
     <w:multiLevelType w:val="hybridMultilevel"/>
     <w:tmpl w:val="80A26312"/>
@@ -11621,7 +10485,7 @@
       </w:rPr>
     </w:lvl>
   </w:abstractNum>
-  <w:abstractNum w:abstractNumId="8" w15:restartNumberingAfterBreak="0">
+  <w:abstractNum w:abstractNumId="10" w15:restartNumberingAfterBreak="0">
     <w:nsid w:val="37B976D2"/>
     <w:multiLevelType w:val="hybridMultilevel"/>
     <w:tmpl w:val="C686B4C6"/>
@@ -11710,7 +10574,7 @@
       </w:pPr>
     </w:lvl>
   </w:abstractNum>
-  <w:abstractNum w:abstractNumId="9" w15:restartNumberingAfterBreak="0">
+  <w:abstractNum w:abstractNumId="11" w15:restartNumberingAfterBreak="0">
     <w:nsid w:val="3A103230"/>
     <w:multiLevelType w:val="hybridMultilevel"/>
     <w:tmpl w:val="420E5E74"/>
@@ -11799,7 +10663,7 @@
       </w:pPr>
     </w:lvl>
   </w:abstractNum>
-  <w:abstractNum w:abstractNumId="10" w15:restartNumberingAfterBreak="0">
+  <w:abstractNum w:abstractNumId="12" w15:restartNumberingAfterBreak="0">
     <w:nsid w:val="3D85501A"/>
     <w:multiLevelType w:val="hybridMultilevel"/>
     <w:tmpl w:val="7ED8929C"/>
@@ -11885,7 +10749,7 @@
       </w:pPr>
     </w:lvl>
   </w:abstractNum>
-  <w:abstractNum w:abstractNumId="11" w15:restartNumberingAfterBreak="0">
+  <w:abstractNum w:abstractNumId="13" w15:restartNumberingAfterBreak="0">
     <w:nsid w:val="40EC6F4B"/>
     <w:multiLevelType w:val="hybridMultilevel"/>
     <w:tmpl w:val="CCFC8B78"/>
@@ -11998,7 +10862,7 @@
       </w:rPr>
     </w:lvl>
   </w:abstractNum>
-  <w:abstractNum w:abstractNumId="12" w15:restartNumberingAfterBreak="0">
+  <w:abstractNum w:abstractNumId="14" w15:restartNumberingAfterBreak="0">
     <w:nsid w:val="510C12AC"/>
     <w:multiLevelType w:val="hybridMultilevel"/>
     <w:tmpl w:val="1EECA868"/>
@@ -12111,7 +10975,7 @@
       </w:rPr>
     </w:lvl>
   </w:abstractNum>
-  <w:abstractNum w:abstractNumId="13" w15:restartNumberingAfterBreak="0">
+  <w:abstractNum w:abstractNumId="15" w15:restartNumberingAfterBreak="0">
     <w:nsid w:val="51D35F3A"/>
     <w:multiLevelType w:val="hybridMultilevel"/>
     <w:tmpl w:val="A114EE9C"/>
@@ -12224,7 +11088,93 @@
       </w:rPr>
     </w:lvl>
   </w:abstractNum>
-  <w:abstractNum w:abstractNumId="14" w15:restartNumberingAfterBreak="0">
+  <w:abstractNum w:abstractNumId="16" w15:restartNumberingAfterBreak="0">
+    <w:nsid w:val="546B4A6C"/>
+    <w:multiLevelType w:val="hybridMultilevel"/>
+    <w:tmpl w:val="A6E66400"/>
+    <w:lvl w:ilvl="0" w:tplc="0409000F">
+      <w:start w:val="1"/>
+      <w:numFmt w:val="decimal"/>
+      <w:lvlText w:val="%1."/>
+      <w:lvlJc w:val="left"/>
+      <w:pPr>
+        <w:ind w:left="720" w:hanging="360"/>
+      </w:pPr>
+    </w:lvl>
+    <w:lvl w:ilvl="1" w:tplc="04090019" w:tentative="1">
+      <w:start w:val="1"/>
+      <w:numFmt w:val="lowerLetter"/>
+      <w:lvlText w:val="%2."/>
+      <w:lvlJc w:val="left"/>
+      <w:pPr>
+        <w:ind w:left="1440" w:hanging="360"/>
+      </w:pPr>
+    </w:lvl>
+    <w:lvl w:ilvl="2" w:tplc="0409001B" w:tentative="1">
+      <w:start w:val="1"/>
+      <w:numFmt w:val="lowerRoman"/>
+      <w:lvlText w:val="%3."/>
+      <w:lvlJc w:val="right"/>
+      <w:pPr>
+        <w:ind w:left="2160" w:hanging="180"/>
+      </w:pPr>
+    </w:lvl>
+    <w:lvl w:ilvl="3" w:tplc="0409000F" w:tentative="1">
+      <w:start w:val="1"/>
+      <w:numFmt w:val="decimal"/>
+      <w:lvlText w:val="%4."/>
+      <w:lvlJc w:val="left"/>
+      <w:pPr>
+        <w:ind w:left="2880" w:hanging="360"/>
+      </w:pPr>
+    </w:lvl>
+    <w:lvl w:ilvl="4" w:tplc="04090019" w:tentative="1">
+      <w:start w:val="1"/>
+      <w:numFmt w:val="lowerLetter"/>
+      <w:lvlText w:val="%5."/>
+      <w:lvlJc w:val="left"/>
+      <w:pPr>
+        <w:ind w:left="3600" w:hanging="360"/>
+      </w:pPr>
+    </w:lvl>
+    <w:lvl w:ilvl="5" w:tplc="0409001B" w:tentative="1">
+      <w:start w:val="1"/>
+      <w:numFmt w:val="lowerRoman"/>
+      <w:lvlText w:val="%6."/>
+      <w:lvlJc w:val="right"/>
+      <w:pPr>
+        <w:ind w:left="4320" w:hanging="180"/>
+      </w:pPr>
+    </w:lvl>
+    <w:lvl w:ilvl="6" w:tplc="0409000F" w:tentative="1">
+      <w:start w:val="1"/>
+      <w:numFmt w:val="decimal"/>
+      <w:lvlText w:val="%7."/>
+      <w:lvlJc w:val="left"/>
+      <w:pPr>
+        <w:ind w:left="5040" w:hanging="360"/>
+      </w:pPr>
+    </w:lvl>
+    <w:lvl w:ilvl="7" w:tplc="04090019" w:tentative="1">
+      <w:start w:val="1"/>
+      <w:numFmt w:val="lowerLetter"/>
+      <w:lvlText w:val="%8."/>
+      <w:lvlJc w:val="left"/>
+      <w:pPr>
+        <w:ind w:left="5760" w:hanging="360"/>
+      </w:pPr>
+    </w:lvl>
+    <w:lvl w:ilvl="8" w:tplc="0409001B" w:tentative="1">
+      <w:start w:val="1"/>
+      <w:numFmt w:val="lowerRoman"/>
+      <w:lvlText w:val="%9."/>
+      <w:lvlJc w:val="right"/>
+      <w:pPr>
+        <w:ind w:left="6480" w:hanging="180"/>
+      </w:pPr>
+    </w:lvl>
+  </w:abstractNum>
+  <w:abstractNum w:abstractNumId="17" w15:restartNumberingAfterBreak="0">
     <w:nsid w:val="568C0D0E"/>
     <w:multiLevelType w:val="hybridMultilevel"/>
     <w:tmpl w:val="2A508690"/>
@@ -12337,7 +11287,7 @@
       </w:rPr>
     </w:lvl>
   </w:abstractNum>
-  <w:abstractNum w:abstractNumId="15" w15:restartNumberingAfterBreak="0">
+  <w:abstractNum w:abstractNumId="18" w15:restartNumberingAfterBreak="0">
     <w:nsid w:val="5CFE4A2C"/>
     <w:multiLevelType w:val="hybridMultilevel"/>
     <w:tmpl w:val="07B62302"/>
@@ -12426,7 +11376,7 @@
       </w:pPr>
     </w:lvl>
   </w:abstractNum>
-  <w:abstractNum w:abstractNumId="16" w15:restartNumberingAfterBreak="0">
+  <w:abstractNum w:abstractNumId="19" w15:restartNumberingAfterBreak="0">
     <w:nsid w:val="60975DAC"/>
     <w:multiLevelType w:val="hybridMultilevel"/>
     <w:tmpl w:val="BC9058BE"/>
@@ -12516,7 +11466,7 @@
       </w:pPr>
     </w:lvl>
   </w:abstractNum>
-  <w:abstractNum w:abstractNumId="17" w15:restartNumberingAfterBreak="0">
+  <w:abstractNum w:abstractNumId="20" w15:restartNumberingAfterBreak="0">
     <w:nsid w:val="60B12A81"/>
     <w:multiLevelType w:val="multilevel"/>
     <w:tmpl w:val="BBE6D7CC"/>
@@ -12665,7 +11615,7 @@
       </w:rPr>
     </w:lvl>
   </w:abstractNum>
-  <w:abstractNum w:abstractNumId="18" w15:restartNumberingAfterBreak="0">
+  <w:abstractNum w:abstractNumId="21" w15:restartNumberingAfterBreak="0">
     <w:nsid w:val="69CA3B02"/>
     <w:multiLevelType w:val="hybridMultilevel"/>
     <w:tmpl w:val="F642E598"/>
@@ -12778,7 +11728,7 @@
       </w:rPr>
     </w:lvl>
   </w:abstractNum>
-  <w:abstractNum w:abstractNumId="19" w15:restartNumberingAfterBreak="0">
+  <w:abstractNum w:abstractNumId="22" w15:restartNumberingAfterBreak="0">
     <w:nsid w:val="72BA1947"/>
     <w:multiLevelType w:val="hybridMultilevel"/>
     <w:tmpl w:val="CCE4C876"/>
@@ -12891,7 +11841,7 @@
       </w:rPr>
     </w:lvl>
   </w:abstractNum>
-  <w:abstractNum w:abstractNumId="20" w15:restartNumberingAfterBreak="0">
+  <w:abstractNum w:abstractNumId="23" w15:restartNumberingAfterBreak="0">
     <w:nsid w:val="7A3B0902"/>
     <w:multiLevelType w:val="hybridMultilevel"/>
     <w:tmpl w:val="8F7AAA36"/>
@@ -13005,67 +11955,76 @@
     </w:lvl>
   </w:abstractNum>
   <w:num w:numId="1" w16cid:durableId="1572424820">
-    <w:abstractNumId w:val="5"/>
+    <w:abstractNumId w:val="7"/>
   </w:num>
   <w:num w:numId="2" w16cid:durableId="273564089">
-    <w:abstractNumId w:val="16"/>
+    <w:abstractNumId w:val="19"/>
   </w:num>
   <w:num w:numId="3" w16cid:durableId="55931572">
-    <w:abstractNumId w:val="7"/>
+    <w:abstractNumId w:val="9"/>
   </w:num>
   <w:num w:numId="4" w16cid:durableId="2126657140">
-    <w:abstractNumId w:val="12"/>
+    <w:abstractNumId w:val="14"/>
   </w:num>
   <w:num w:numId="5" w16cid:durableId="113409846">
-    <w:abstractNumId w:val="17"/>
+    <w:abstractNumId w:val="20"/>
   </w:num>
   <w:num w:numId="6" w16cid:durableId="1283607070">
-    <w:abstractNumId w:val="18"/>
+    <w:abstractNumId w:val="21"/>
   </w:num>
   <w:num w:numId="7" w16cid:durableId="2010210873">
-    <w:abstractNumId w:val="8"/>
+    <w:abstractNumId w:val="10"/>
   </w:num>
   <w:num w:numId="8" w16cid:durableId="1397240825">
-    <w:abstractNumId w:val="3"/>
+    <w:abstractNumId w:val="4"/>
   </w:num>
   <w:num w:numId="9" w16cid:durableId="1086148396">
-    <w:abstractNumId w:val="11"/>
+    <w:abstractNumId w:val="13"/>
   </w:num>
   <w:num w:numId="10" w16cid:durableId="688261492">
     <w:abstractNumId w:val="1"/>
   </w:num>
   <w:num w:numId="11" w16cid:durableId="1288197777">
-    <w:abstractNumId w:val="9"/>
+    <w:abstractNumId w:val="11"/>
   </w:num>
   <w:num w:numId="12" w16cid:durableId="1765493050">
-    <w:abstractNumId w:val="15"/>
+    <w:abstractNumId w:val="18"/>
   </w:num>
   <w:num w:numId="13" w16cid:durableId="1742799083">
-    <w:abstractNumId w:val="10"/>
+    <w:abstractNumId w:val="12"/>
   </w:num>
   <w:num w:numId="14" w16cid:durableId="68432105">
-    <w:abstractNumId w:val="4"/>
+    <w:abstractNumId w:val="5"/>
   </w:num>
   <w:num w:numId="15" w16cid:durableId="1096710375">
-    <w:abstractNumId w:val="20"/>
+    <w:abstractNumId w:val="23"/>
   </w:num>
   <w:num w:numId="16" w16cid:durableId="323629972">
     <w:abstractNumId w:val="2"/>
   </w:num>
   <w:num w:numId="17" w16cid:durableId="130946410">
-    <w:abstractNumId w:val="19"/>
+    <w:abstractNumId w:val="22"/>
   </w:num>
   <w:num w:numId="18" w16cid:durableId="174345623">
     <w:abstractNumId w:val="0"/>
   </w:num>
   <w:num w:numId="19" w16cid:durableId="436104372">
+    <w:abstractNumId w:val="8"/>
+  </w:num>
+  <w:num w:numId="20" w16cid:durableId="1452701854">
+    <w:abstractNumId w:val="17"/>
+  </w:num>
+  <w:num w:numId="21" w16cid:durableId="206256355">
+    <w:abstractNumId w:val="15"/>
+  </w:num>
+  <w:num w:numId="22" w16cid:durableId="166597033">
     <w:abstractNumId w:val="6"/>
   </w:num>
-  <w:num w:numId="20" w16cid:durableId="1452701854">
-    <w:abstractNumId w:val="14"/>
+  <w:num w:numId="23" w16cid:durableId="1398286862">
+    <w:abstractNumId w:val="3"/>
   </w:num>
-  <w:num w:numId="21" w16cid:durableId="206256355">
-    <w:abstractNumId w:val="13"/>
+  <w:num w:numId="24" w16cid:durableId="1419668372">
+    <w:abstractNumId w:val="16"/>
   </w:num>
 </w:numbering>
 </file>
@@ -13521,7 +12480,6 @@
   <w:style w:type="character" w:default="1" w:styleId="DefaultParagraphFont">
     <w:name w:val="Default Paragraph Font"/>
     <w:uiPriority w:val="1"/>
-    <w:semiHidden/>
     <w:unhideWhenUsed/>
   </w:style>
   <w:style w:type="table" w:default="1" w:styleId="TableNormal">
@@ -14085,18 +13043,30 @@
     <w:rsid w:val="000F3C26"/>
     <w:rsid w:val="001300FF"/>
     <w:rsid w:val="00190906"/>
+    <w:rsid w:val="001A0ED0"/>
     <w:rsid w:val="001B1BB0"/>
+    <w:rsid w:val="00260D7C"/>
+    <w:rsid w:val="00280D62"/>
+    <w:rsid w:val="002F33A5"/>
     <w:rsid w:val="0035202E"/>
     <w:rsid w:val="005047B6"/>
     <w:rsid w:val="00505D87"/>
+    <w:rsid w:val="00575811"/>
     <w:rsid w:val="00586AAF"/>
+    <w:rsid w:val="005973FC"/>
     <w:rsid w:val="005A53D4"/>
     <w:rsid w:val="00632E6A"/>
+    <w:rsid w:val="00684D81"/>
     <w:rsid w:val="00743365"/>
+    <w:rsid w:val="008A5E9E"/>
+    <w:rsid w:val="00A5478F"/>
     <w:rsid w:val="00C4473B"/>
     <w:rsid w:val="00C86294"/>
+    <w:rsid w:val="00CD1C72"/>
+    <w:rsid w:val="00D73373"/>
     <w:rsid w:val="00DD3B45"/>
     <w:rsid w:val="00DF390D"/>
+    <w:rsid w:val="00E612F4"/>
     <w:rsid w:val="00F530A9"/>
     <w:rsid w:val="00F55927"/>
     <w:rsid w:val="00F97161"/>
